--- a/CarbonDataLogger/Project_Report.docx
+++ b/CarbonDataLogger/Project_Report.docx
@@ -1694,7 +1694,7 @@
           <w:sz w:val="24"/>
           <w:szCs w:val="24"/>
         </w:rPr>
-        <w:t xml:space="preserve">The program is controlled from a main menu with 13 options:</w:t>
+        <w:t xml:space="preserve">The program is controlled from a main menu with 14 options:</w:t>
       </w:r>
     </w:p>
     <w:tbl>
@@ -3034,6 +3034,98 @@
                 <w:sz w:val="21"/>
                 <w:szCs w:val="21"/>
               </w:rPr>
+              <w:t xml:space="preserve">14</w:t>
+            </w:r>
+          </w:p>
+        </w:tc>
+        <w:tc>
+          <w:tcPr>
+            <w:tcW w:type="dxa" w:w="3100"/>
+            <w:tcBorders>
+              <w:top w:val="single" w:color="808080" w:sz="4"/>
+              <w:left w:val="single" w:color="808080" w:sz="4"/>
+              <w:bottom w:val="single" w:color="808080" w:sz="4"/>
+              <w:right w:val="single" w:color="808080" w:sz="4"/>
+            </w:tcBorders>
+            <w:tcMar>
+              <w:top w:type="dxa" w:w="60"/>
+              <w:left w:type="dxa" w:w="100"/>
+              <w:bottom w:type="dxa" w:w="60"/>
+              <w:right w:type="dxa" w:w="100"/>
+            </w:tcMar>
+          </w:tcPr>
+          <w:p>
+            <w:r>
+              <w:rPr>
+                <w:rFonts w:ascii="Times New Roman" w:cs="Times New Roman" w:eastAsia="Times New Roman" w:hAnsi="Times New Roman"/>
+                <w:b w:val="false"/>
+                <w:bCs w:val="false"/>
+                <w:sz w:val="21"/>
+                <w:szCs w:val="21"/>
+              </w:rPr>
+              <w:t xml:space="preserve">Undo Last Added Record</w:t>
+            </w:r>
+          </w:p>
+        </w:tc>
+        <w:tc>
+          <w:tcPr>
+            <w:tcW w:type="dxa" w:w="5638"/>
+            <w:tcBorders>
+              <w:top w:val="single" w:color="808080" w:sz="4"/>
+              <w:left w:val="single" w:color="808080" w:sz="4"/>
+              <w:bottom w:val="single" w:color="808080" w:sz="4"/>
+              <w:right w:val="single" w:color="808080" w:sz="4"/>
+            </w:tcBorders>
+            <w:tcMar>
+              <w:top w:type="dxa" w:w="60"/>
+              <w:left w:type="dxa" w:w="100"/>
+              <w:bottom w:type="dxa" w:w="60"/>
+              <w:right w:type="dxa" w:w="100"/>
+            </w:tcMar>
+          </w:tcPr>
+          <w:p>
+            <w:r>
+              <w:rPr>
+                <w:rFonts w:ascii="Times New Roman" w:cs="Times New Roman" w:eastAsia="Times New Roman" w:hAnsi="Times New Roman"/>
+                <w:b w:val="false"/>
+                <w:bCs w:val="false"/>
+                <w:sz w:val="21"/>
+                <w:szCs w:val="21"/>
+              </w:rPr>
+              <w:t xml:space="preserve">Removes the most recently added record of this session, using a stack (Last In, First Out).</w:t>
+            </w:r>
+          </w:p>
+        </w:tc>
+      </w:tr>
+      <w:tr>
+        <w:trPr>
+          <w:tblHeader w:val="false"/>
+        </w:trPr>
+        <w:tc>
+          <w:tcPr>
+            <w:tcW w:type="dxa" w:w="900"/>
+            <w:tcBorders>
+              <w:top w:val="single" w:color="808080" w:sz="4"/>
+              <w:left w:val="single" w:color="808080" w:sz="4"/>
+              <w:bottom w:val="single" w:color="808080" w:sz="4"/>
+              <w:right w:val="single" w:color="808080" w:sz="4"/>
+            </w:tcBorders>
+            <w:tcMar>
+              <w:top w:type="dxa" w:w="60"/>
+              <w:left w:type="dxa" w:w="100"/>
+              <w:bottom w:type="dxa" w:w="60"/>
+              <w:right w:type="dxa" w:w="100"/>
+            </w:tcMar>
+          </w:tcPr>
+          <w:p>
+            <w:r>
+              <w:rPr>
+                <w:rFonts w:ascii="Times New Roman" w:cs="Times New Roman" w:eastAsia="Times New Roman" w:hAnsi="Times New Roman"/>
+                <w:b w:val="false"/>
+                <w:bCs w:val="false"/>
+                <w:sz w:val="21"/>
+                <w:szCs w:val="21"/>
+              </w:rPr>
               <w:t xml:space="preserve">0</w:t>
             </w:r>
           </w:p>
@@ -4450,7 +4542,7 @@
                 <w:sz w:val="21"/>
                 <w:szCs w:val="21"/>
               </w:rPr>
-              <w:t xml:space="preserve">The whole program is divided into 42 small functions, called from main().</w:t>
+              <w:t xml:space="preserve">The whole program is divided into 45 small functions, called from main().</w:t>
             </w:r>
           </w:p>
         </w:tc>
@@ -4577,6 +4669,69 @@
                 <w:szCs w:val="21"/>
               </w:rPr>
               <w:t xml:space="preserve">connect_database() uses the global keyword for connection and cursor.</w:t>
+            </w:r>
+          </w:p>
+        </w:tc>
+      </w:tr>
+      <w:tr>
+        <w:trPr>
+          <w:tblHeader w:val="false"/>
+        </w:trPr>
+        <w:tc>
+          <w:tcPr>
+            <w:tcW w:type="dxa" w:w="3200"/>
+            <w:tcBorders>
+              <w:top w:val="single" w:color="808080" w:sz="4"/>
+              <w:left w:val="single" w:color="808080" w:sz="4"/>
+              <w:bottom w:val="single" w:color="808080" w:sz="4"/>
+              <w:right w:val="single" w:color="808080" w:sz="4"/>
+            </w:tcBorders>
+            <w:tcMar>
+              <w:top w:type="dxa" w:w="60"/>
+              <w:left w:type="dxa" w:w="100"/>
+              <w:bottom w:type="dxa" w:w="60"/>
+              <w:right w:type="dxa" w:w="100"/>
+            </w:tcMar>
+          </w:tcPr>
+          <w:p>
+            <w:r>
+              <w:rPr>
+                <w:rFonts w:ascii="Times New Roman" w:cs="Times New Roman" w:eastAsia="Times New Roman" w:hAnsi="Times New Roman"/>
+                <w:b w:val="false"/>
+                <w:bCs w:val="false"/>
+                <w:sz w:val="21"/>
+                <w:szCs w:val="21"/>
+              </w:rPr>
+              <w:t xml:space="preserve">Stack (data structure)</w:t>
+            </w:r>
+          </w:p>
+        </w:tc>
+        <w:tc>
+          <w:tcPr>
+            <w:tcW w:type="dxa" w:w="6438"/>
+            <w:tcBorders>
+              <w:top w:val="single" w:color="808080" w:sz="4"/>
+              <w:left w:val="single" w:color="808080" w:sz="4"/>
+              <w:bottom w:val="single" w:color="808080" w:sz="4"/>
+              <w:right w:val="single" w:color="808080" w:sz="4"/>
+            </w:tcBorders>
+            <w:tcMar>
+              <w:top w:type="dxa" w:w="60"/>
+              <w:left w:type="dxa" w:w="100"/>
+              <w:bottom w:type="dxa" w:w="60"/>
+              <w:right w:type="dxa" w:w="100"/>
+            </w:tcMar>
+          </w:tcPr>
+          <w:p>
+            <w:r>
+              <w:rPr>
+                <w:rFonts w:ascii="Times New Roman" w:cs="Times New Roman" w:eastAsia="Times New Roman" w:hAnsi="Times New Roman"/>
+                <w:b w:val="false"/>
+                <w:bCs w:val="false"/>
+                <w:sz w:val="21"/>
+                <w:szCs w:val="21"/>
+              </w:rPr>
+              <w:t xml:space="preserve">undo_stack is a list used as a stack, with push() and pop() functions, for Undo Last Added Record.</w:t>
             </w:r>
           </w:p>
         </w:tc>
@@ -9164,7 +9319,7 @@
                 <w:sz w:val="21"/>
                 <w:szCs w:val="21"/>
               </w:rPr>
-              <w:t xml:space="preserve">get_overall_totals()</w:t>
+              <w:t xml:space="preserve">push(stack, item)</w:t>
             </w:r>
           </w:p>
         </w:tc>
@@ -9193,7 +9348,7 @@
                 <w:sz w:val="21"/>
                 <w:szCs w:val="21"/>
               </w:rPr>
-              <w:t xml:space="preserve">Runs COUNT, SUM, AVG, MIN and MAX on all records.</w:t>
+              <w:t xml:space="preserve">Adds an item to the top of the stack.</w:t>
             </w:r>
           </w:p>
         </w:tc>
@@ -9227,7 +9382,7 @@
                 <w:sz w:val="21"/>
                 <w:szCs w:val="21"/>
               </w:rPr>
-              <w:t xml:space="preserve">get_category_totals()</w:t>
+              <w:t xml:space="preserve">pop(stack)</w:t>
             </w:r>
           </w:p>
         </w:tc>
@@ -9256,7 +9411,7 @@
                 <w:sz w:val="21"/>
                 <w:szCs w:val="21"/>
               </w:rPr>
-              <w:t xml:space="preserve">Totals per category with GROUP BY, highest first.</w:t>
+              <w:t xml:space="preserve">Removes and returns the top item, or None if the stack is empty.</w:t>
             </w:r>
           </w:p>
         </w:tc>
@@ -9290,7 +9445,7 @@
                 <w:sz w:val="21"/>
                 <w:szCs w:val="21"/>
               </w:rPr>
-              <w:t xml:space="preserve">get_grand_total(rows)</w:t>
+              <w:t xml:space="preserve">undo_last_record()</w:t>
             </w:r>
           </w:p>
         </w:tc>
@@ -9319,7 +9474,7 @@
                 <w:sz w:val="21"/>
                 <w:szCs w:val="21"/>
               </w:rPr>
-              <w:t xml:space="preserve">Adds the totals of all categories.</w:t>
+              <w:t xml:space="preserve">Pops the newest record ID and deletes that record after confirmation.</w:t>
             </w:r>
           </w:p>
         </w:tc>
@@ -9353,7 +9508,7 @@
                 <w:sz w:val="21"/>
                 <w:szCs w:val="21"/>
               </w:rPr>
-              <w:t xml:space="preserve">overall_summary()</w:t>
+              <w:t xml:space="preserve">get_overall_totals()</w:t>
             </w:r>
           </w:p>
         </w:tc>
@@ -9382,7 +9537,7 @@
                 <w:sz w:val="21"/>
                 <w:szCs w:val="21"/>
               </w:rPr>
-              <w:t xml:space="preserve">Displays the overall summary.</w:t>
+              <w:t xml:space="preserve">Runs COUNT, SUM, AVG, MIN and MAX on all records.</w:t>
             </w:r>
           </w:p>
         </w:tc>
@@ -9416,7 +9571,7 @@
                 <w:sz w:val="21"/>
                 <w:szCs w:val="21"/>
               </w:rPr>
-              <w:t xml:space="preserve">category_summary()</w:t>
+              <w:t xml:space="preserve">get_category_totals()</w:t>
             </w:r>
           </w:p>
         </w:tc>
@@ -9445,7 +9600,7 @@
                 <w:sz w:val="21"/>
                 <w:szCs w:val="21"/>
               </w:rPr>
-              <w:t xml:space="preserve">Displays totals and percentage share by category.</w:t>
+              <w:t xml:space="preserve">Totals per category with GROUP BY, highest first.</w:t>
             </w:r>
           </w:p>
         </w:tc>
@@ -9479,7 +9634,7 @@
                 <w:sz w:val="21"/>
                 <w:szCs w:val="21"/>
               </w:rPr>
-              <w:t xml:space="preserve">show_available_months()</w:t>
+              <w:t xml:space="preserve">get_grand_total(rows)</w:t>
             </w:r>
           </w:p>
         </w:tc>
@@ -9508,7 +9663,7 @@
                 <w:sz w:val="21"/>
                 <w:szCs w:val="21"/>
               </w:rPr>
-              <w:t xml:space="preserve">Lists months with records using DISTINCT.</w:t>
+              <w:t xml:space="preserve">Adds the totals of all categories.</w:t>
             </w:r>
           </w:p>
         </w:tc>
@@ -9542,7 +9697,7 @@
                 <w:sz w:val="21"/>
                 <w:szCs w:val="21"/>
               </w:rPr>
-              <w:t xml:space="preserve">monthly_summary()</w:t>
+              <w:t xml:space="preserve">overall_summary()</w:t>
             </w:r>
           </w:p>
         </w:tc>
@@ -9571,7 +9726,7 @@
                 <w:sz w:val="21"/>
                 <w:szCs w:val="21"/>
               </w:rPr>
-              <w:t xml:space="preserve">Summary for one chosen month.</w:t>
+              <w:t xml:space="preserve">Displays the overall summary.</w:t>
             </w:r>
           </w:p>
         </w:tc>
@@ -9605,7 +9760,7 @@
                 <w:sz w:val="21"/>
                 <w:szCs w:val="21"/>
               </w:rPr>
-              <w:t xml:space="preserve">generate_suggestions(rows)</w:t>
+              <w:t xml:space="preserve">category_summary()</w:t>
             </w:r>
           </w:p>
         </w:tc>
@@ -9634,7 +9789,7 @@
                 <w:sz w:val="21"/>
                 <w:szCs w:val="21"/>
               </w:rPr>
-              <w:t xml:space="preserve">Rule-based tips for categories with 20% or more of total CO2.</w:t>
+              <w:t xml:space="preserve">Displays totals and percentage share by category.</w:t>
             </w:r>
           </w:p>
         </w:tc>
@@ -9668,7 +9823,7 @@
                 <w:sz w:val="21"/>
                 <w:szCs w:val="21"/>
               </w:rPr>
-              <w:t xml:space="preserve">highest_emission_category()</w:t>
+              <w:t xml:space="preserve">show_available_months()</w:t>
             </w:r>
           </w:p>
         </w:tc>
@@ -9697,7 +9852,7 @@
                 <w:sz w:val="21"/>
                 <w:szCs w:val="21"/>
               </w:rPr>
-              <w:t xml:space="preserve">Shows the highest and lowest categories and suggestions.</w:t>
+              <w:t xml:space="preserve">Lists months with records using DISTINCT.</w:t>
             </w:r>
           </w:p>
         </w:tc>
@@ -9731,7 +9886,7 @@
                 <w:sz w:val="21"/>
                 <w:szCs w:val="21"/>
               </w:rPr>
-              <w:t xml:space="preserve">export_to_csv()</w:t>
+              <w:t xml:space="preserve">monthly_summary()</w:t>
             </w:r>
           </w:p>
         </w:tc>
@@ -9760,7 +9915,7 @@
                 <w:sz w:val="21"/>
                 <w:szCs w:val="21"/>
               </w:rPr>
-              <w:t xml:space="preserve">Writes all records to carbon_records.csv.</w:t>
+              <w:t xml:space="preserve">Summary for one chosen month.</w:t>
             </w:r>
           </w:p>
         </w:tc>
@@ -9794,7 +9949,7 @@
                 <w:sz w:val="21"/>
                 <w:szCs w:val="21"/>
               </w:rPr>
-              <w:t xml:space="preserve">export_summary_to_text()</w:t>
+              <w:t xml:space="preserve">generate_suggestions(rows)</w:t>
             </w:r>
           </w:p>
         </w:tc>
@@ -9823,7 +9978,7 @@
                 <w:sz w:val="21"/>
                 <w:szCs w:val="21"/>
               </w:rPr>
-              <w:t xml:space="preserve">Writes a summary report to carbon_summary.txt.</w:t>
+              <w:t xml:space="preserve">Rule-based tips for categories with 20% or more of total CO2.</w:t>
             </w:r>
           </w:p>
         </w:tc>
@@ -9857,7 +10012,7 @@
                 <w:sz w:val="21"/>
                 <w:szCs w:val="21"/>
               </w:rPr>
-              <w:t xml:space="preserve">update_emission_factor()</w:t>
+              <w:t xml:space="preserve">highest_emission_category()</w:t>
             </w:r>
           </w:p>
         </w:tc>
@@ -9886,7 +10041,7 @@
                 <w:sz w:val="21"/>
                 <w:szCs w:val="21"/>
               </w:rPr>
-              <w:t xml:space="preserve">Changes the factor of a category.</w:t>
+              <w:t xml:space="preserve">Shows the highest and lowest categories and suggestions.</w:t>
             </w:r>
           </w:p>
         </w:tc>
@@ -9920,7 +10075,7 @@
                 <w:sz w:val="21"/>
                 <w:szCs w:val="21"/>
               </w:rPr>
-              <w:t xml:space="preserve">add_category()</w:t>
+              <w:t xml:space="preserve">export_to_csv()</w:t>
             </w:r>
           </w:p>
         </w:tc>
@@ -9949,7 +10104,7 @@
                 <w:sz w:val="21"/>
                 <w:szCs w:val="21"/>
               </w:rPr>
-              <w:t xml:space="preserve">Adds a new category with checks for length and duplicates.</w:t>
+              <w:t xml:space="preserve">Writes all records to carbon_records.csv.</w:t>
             </w:r>
           </w:p>
         </w:tc>
@@ -9983,7 +10138,7 @@
                 <w:sz w:val="21"/>
                 <w:szCs w:val="21"/>
               </w:rPr>
-              <w:t xml:space="preserve">manage_emission_factors()</w:t>
+              <w:t xml:space="preserve">export_summary_to_text()</w:t>
             </w:r>
           </w:p>
         </w:tc>
@@ -10012,7 +10167,7 @@
                 <w:sz w:val="21"/>
                 <w:szCs w:val="21"/>
               </w:rPr>
-              <w:t xml:space="preserve">Sub-menu for viewing and managing factors.</w:t>
+              <w:t xml:space="preserve">Writes a summary report to carbon_summary.txt.</w:t>
             </w:r>
           </w:p>
         </w:tc>
@@ -10046,7 +10201,7 @@
                 <w:sz w:val="21"/>
                 <w:szCs w:val="21"/>
               </w:rPr>
-              <w:t xml:space="preserve">show_help()</w:t>
+              <w:t xml:space="preserve">update_emission_factor()</w:t>
             </w:r>
           </w:p>
         </w:tc>
@@ -10075,7 +10230,7 @@
                 <w:sz w:val="21"/>
                 <w:szCs w:val="21"/>
               </w:rPr>
-              <w:t xml:space="preserve">Displays help text.</w:t>
+              <w:t xml:space="preserve">Changes the factor of a category.</w:t>
             </w:r>
           </w:p>
         </w:tc>
@@ -10109,7 +10264,7 @@
                 <w:sz w:val="21"/>
                 <w:szCs w:val="21"/>
               </w:rPr>
-              <w:t xml:space="preserve">display_main_menu()</w:t>
+              <w:t xml:space="preserve">add_category()</w:t>
             </w:r>
           </w:p>
         </w:tc>
@@ -10138,7 +10293,7 @@
                 <w:sz w:val="21"/>
                 <w:szCs w:val="21"/>
               </w:rPr>
-              <w:t xml:space="preserve">Prints the main menu.</w:t>
+              <w:t xml:space="preserve">Adds a new category with checks for length and duplicates.</w:t>
             </w:r>
           </w:p>
         </w:tc>
@@ -10172,6 +10327,195 @@
                 <w:sz w:val="21"/>
                 <w:szCs w:val="21"/>
               </w:rPr>
+              <w:t xml:space="preserve">manage_emission_factors()</w:t>
+            </w:r>
+          </w:p>
+        </w:tc>
+        <w:tc>
+          <w:tcPr>
+            <w:tcW w:type="dxa" w:w="6338"/>
+            <w:tcBorders>
+              <w:top w:val="single" w:color="808080" w:sz="4"/>
+              <w:left w:val="single" w:color="808080" w:sz="4"/>
+              <w:bottom w:val="single" w:color="808080" w:sz="4"/>
+              <w:right w:val="single" w:color="808080" w:sz="4"/>
+            </w:tcBorders>
+            <w:tcMar>
+              <w:top w:type="dxa" w:w="60"/>
+              <w:left w:type="dxa" w:w="100"/>
+              <w:bottom w:type="dxa" w:w="60"/>
+              <w:right w:type="dxa" w:w="100"/>
+            </w:tcMar>
+          </w:tcPr>
+          <w:p>
+            <w:r>
+              <w:rPr>
+                <w:rFonts w:ascii="Times New Roman" w:cs="Times New Roman" w:eastAsia="Times New Roman" w:hAnsi="Times New Roman"/>
+                <w:b w:val="false"/>
+                <w:bCs w:val="false"/>
+                <w:sz w:val="21"/>
+                <w:szCs w:val="21"/>
+              </w:rPr>
+              <w:t xml:space="preserve">Sub-menu for viewing and managing factors.</w:t>
+            </w:r>
+          </w:p>
+        </w:tc>
+      </w:tr>
+      <w:tr>
+        <w:trPr>
+          <w:tblHeader w:val="false"/>
+        </w:trPr>
+        <w:tc>
+          <w:tcPr>
+            <w:tcW w:type="dxa" w:w="3300"/>
+            <w:tcBorders>
+              <w:top w:val="single" w:color="808080" w:sz="4"/>
+              <w:left w:val="single" w:color="808080" w:sz="4"/>
+              <w:bottom w:val="single" w:color="808080" w:sz="4"/>
+              <w:right w:val="single" w:color="808080" w:sz="4"/>
+            </w:tcBorders>
+            <w:tcMar>
+              <w:top w:type="dxa" w:w="60"/>
+              <w:left w:type="dxa" w:w="100"/>
+              <w:bottom w:type="dxa" w:w="60"/>
+              <w:right w:type="dxa" w:w="100"/>
+            </w:tcMar>
+          </w:tcPr>
+          <w:p>
+            <w:r>
+              <w:rPr>
+                <w:rFonts w:ascii="Courier New" w:cs="Courier New" w:eastAsia="Courier New" w:hAnsi="Courier New"/>
+                <w:b w:val="false"/>
+                <w:bCs w:val="false"/>
+                <w:sz w:val="21"/>
+                <w:szCs w:val="21"/>
+              </w:rPr>
+              <w:t xml:space="preserve">show_help()</w:t>
+            </w:r>
+          </w:p>
+        </w:tc>
+        <w:tc>
+          <w:tcPr>
+            <w:tcW w:type="dxa" w:w="6338"/>
+            <w:tcBorders>
+              <w:top w:val="single" w:color="808080" w:sz="4"/>
+              <w:left w:val="single" w:color="808080" w:sz="4"/>
+              <w:bottom w:val="single" w:color="808080" w:sz="4"/>
+              <w:right w:val="single" w:color="808080" w:sz="4"/>
+            </w:tcBorders>
+            <w:tcMar>
+              <w:top w:type="dxa" w:w="60"/>
+              <w:left w:type="dxa" w:w="100"/>
+              <w:bottom w:type="dxa" w:w="60"/>
+              <w:right w:type="dxa" w:w="100"/>
+            </w:tcMar>
+          </w:tcPr>
+          <w:p>
+            <w:r>
+              <w:rPr>
+                <w:rFonts w:ascii="Times New Roman" w:cs="Times New Roman" w:eastAsia="Times New Roman" w:hAnsi="Times New Roman"/>
+                <w:b w:val="false"/>
+                <w:bCs w:val="false"/>
+                <w:sz w:val="21"/>
+                <w:szCs w:val="21"/>
+              </w:rPr>
+              <w:t xml:space="preserve">Displays help text.</w:t>
+            </w:r>
+          </w:p>
+        </w:tc>
+      </w:tr>
+      <w:tr>
+        <w:trPr>
+          <w:tblHeader w:val="false"/>
+        </w:trPr>
+        <w:tc>
+          <w:tcPr>
+            <w:tcW w:type="dxa" w:w="3300"/>
+            <w:tcBorders>
+              <w:top w:val="single" w:color="808080" w:sz="4"/>
+              <w:left w:val="single" w:color="808080" w:sz="4"/>
+              <w:bottom w:val="single" w:color="808080" w:sz="4"/>
+              <w:right w:val="single" w:color="808080" w:sz="4"/>
+            </w:tcBorders>
+            <w:tcMar>
+              <w:top w:type="dxa" w:w="60"/>
+              <w:left w:type="dxa" w:w="100"/>
+              <w:bottom w:type="dxa" w:w="60"/>
+              <w:right w:type="dxa" w:w="100"/>
+            </w:tcMar>
+          </w:tcPr>
+          <w:p>
+            <w:r>
+              <w:rPr>
+                <w:rFonts w:ascii="Courier New" w:cs="Courier New" w:eastAsia="Courier New" w:hAnsi="Courier New"/>
+                <w:b w:val="false"/>
+                <w:bCs w:val="false"/>
+                <w:sz w:val="21"/>
+                <w:szCs w:val="21"/>
+              </w:rPr>
+              <w:t xml:space="preserve">display_main_menu()</w:t>
+            </w:r>
+          </w:p>
+        </w:tc>
+        <w:tc>
+          <w:tcPr>
+            <w:tcW w:type="dxa" w:w="6338"/>
+            <w:tcBorders>
+              <w:top w:val="single" w:color="808080" w:sz="4"/>
+              <w:left w:val="single" w:color="808080" w:sz="4"/>
+              <w:bottom w:val="single" w:color="808080" w:sz="4"/>
+              <w:right w:val="single" w:color="808080" w:sz="4"/>
+            </w:tcBorders>
+            <w:tcMar>
+              <w:top w:type="dxa" w:w="60"/>
+              <w:left w:type="dxa" w:w="100"/>
+              <w:bottom w:type="dxa" w:w="60"/>
+              <w:right w:type="dxa" w:w="100"/>
+            </w:tcMar>
+          </w:tcPr>
+          <w:p>
+            <w:r>
+              <w:rPr>
+                <w:rFonts w:ascii="Times New Roman" w:cs="Times New Roman" w:eastAsia="Times New Roman" w:hAnsi="Times New Roman"/>
+                <w:b w:val="false"/>
+                <w:bCs w:val="false"/>
+                <w:sz w:val="21"/>
+                <w:szCs w:val="21"/>
+              </w:rPr>
+              <w:t xml:space="preserve">Prints the main menu.</w:t>
+            </w:r>
+          </w:p>
+        </w:tc>
+      </w:tr>
+      <w:tr>
+        <w:trPr>
+          <w:tblHeader w:val="false"/>
+        </w:trPr>
+        <w:tc>
+          <w:tcPr>
+            <w:tcW w:type="dxa" w:w="3300"/>
+            <w:tcBorders>
+              <w:top w:val="single" w:color="808080" w:sz="4"/>
+              <w:left w:val="single" w:color="808080" w:sz="4"/>
+              <w:bottom w:val="single" w:color="808080" w:sz="4"/>
+              <w:right w:val="single" w:color="808080" w:sz="4"/>
+            </w:tcBorders>
+            <w:tcMar>
+              <w:top w:type="dxa" w:w="60"/>
+              <w:left w:type="dxa" w:w="100"/>
+              <w:bottom w:type="dxa" w:w="60"/>
+              <w:right w:type="dxa" w:w="100"/>
+            </w:tcMar>
+          </w:tcPr>
+          <w:p>
+            <w:r>
+              <w:rPr>
+                <w:rFonts w:ascii="Courier New" w:cs="Courier New" w:eastAsia="Courier New" w:hAnsi="Courier New"/>
+                <w:b w:val="false"/>
+                <w:bCs w:val="false"/>
+                <w:sz w:val="21"/>
+                <w:szCs w:val="21"/>
+              </w:rPr>
               <w:t xml:space="preserve">main()</w:t>
             </w:r>
           </w:p>
@@ -11716,6 +12060,32 @@
           <w:sz w:val="16"/>
           <w:szCs w:val="16"/>
         </w:rPr>
+        <w:t xml:space="preserve"># Stack of record IDs added in this session, used by "Undo Last Added Record"</w:t>
+      </w:r>
+    </w:p>
+    <w:p>
+      <w:pPr>
+        <w:spacing w:after="0" w:line="228"/>
+      </w:pPr>
+      <w:r>
+        <w:rPr>
+          <w:rFonts w:ascii="Courier New" w:cs="Courier New" w:eastAsia="Courier New" w:hAnsi="Courier New"/>
+          <w:sz w:val="16"/>
+          <w:szCs w:val="16"/>
+        </w:rPr>
+        <w:t xml:space="preserve">undo_stack = []</w:t>
+      </w:r>
+    </w:p>
+    <w:p>
+      <w:pPr>
+        <w:spacing w:after="0" w:line="228"/>
+      </w:pPr>
+      <w:r>
+        <w:rPr>
+          <w:rFonts w:ascii="Courier New" w:cs="Courier New" w:eastAsia="Courier New" w:hAnsi="Courier New"/>
+          <w:sz w:val="16"/>
+          <w:szCs w:val="16"/>
+        </w:rPr>
         <w:t xml:space="preserve"> </w:t>
       </w:r>
     </w:p>
@@ -11729,6 +12099,19 @@
           <w:sz w:val="16"/>
           <w:szCs w:val="16"/>
         </w:rPr>
+        <w:t xml:space="preserve"> </w:t>
+      </w:r>
+    </w:p>
+    <w:p>
+      <w:pPr>
+        <w:spacing w:after="0" w:line="228"/>
+      </w:pPr>
+      <w:r>
+        <w:rPr>
+          <w:rFonts w:ascii="Courier New" w:cs="Courier New" w:eastAsia="Courier New" w:hAnsi="Courier New"/>
+          <w:sz w:val="16"/>
+          <w:szCs w:val="16"/>
+        </w:rPr>
         <w:t xml:space="preserve"># ---------------- Database setup ----------------</w:t>
       </w:r>
     </w:p>
@@ -13887,6 +14270,32 @@
           <w:sz w:val="16"/>
           <w:szCs w:val="16"/>
         </w:rPr>
+        <w:t xml:space="preserve">        # Remember the new record so that it can be undone later</w:t>
+      </w:r>
+    </w:p>
+    <w:p>
+      <w:pPr>
+        <w:spacing w:after="0" w:line="228"/>
+      </w:pPr>
+      <w:r>
+        <w:rPr>
+          <w:rFonts w:ascii="Courier New" w:cs="Courier New" w:eastAsia="Courier New" w:hAnsi="Courier New"/>
+          <w:sz w:val="16"/>
+          <w:szCs w:val="16"/>
+        </w:rPr>
+        <w:t xml:space="preserve">        push(undo_stack, cursor.lastrowid)</w:t>
+      </w:r>
+    </w:p>
+    <w:p>
+      <w:pPr>
+        <w:spacing w:after="0" w:line="228"/>
+      </w:pPr>
+      <w:r>
+        <w:rPr>
+          <w:rFonts w:ascii="Courier New" w:cs="Courier New" w:eastAsia="Courier New" w:hAnsi="Courier New"/>
+          <w:sz w:val="16"/>
+          <w:szCs w:val="16"/>
+        </w:rPr>
         <w:t xml:space="preserve">    else:</w:t>
       </w:r>
     </w:p>
@@ -16058,6 +16467,474 @@
           <w:sz w:val="16"/>
           <w:szCs w:val="16"/>
         </w:rPr>
+        <w:t xml:space="preserve"># ---------------- Undo using a stack ----------------</w:t>
+      </w:r>
+    </w:p>
+    <w:p>
+      <w:pPr>
+        <w:spacing w:after="0" w:line="228"/>
+      </w:pPr>
+      <w:r>
+        <w:rPr>
+          <w:rFonts w:ascii="Courier New" w:cs="Courier New" w:eastAsia="Courier New" w:hAnsi="Courier New"/>
+          <w:sz w:val="16"/>
+          <w:szCs w:val="16"/>
+        </w:rPr>
+        <w:t xml:space="preserve"> </w:t>
+      </w:r>
+    </w:p>
+    <w:p>
+      <w:pPr>
+        <w:spacing w:after="0" w:line="228"/>
+      </w:pPr>
+      <w:r>
+        <w:rPr>
+          <w:rFonts w:ascii="Courier New" w:cs="Courier New" w:eastAsia="Courier New" w:hAnsi="Courier New"/>
+          <w:sz w:val="16"/>
+          <w:szCs w:val="16"/>
+        </w:rPr>
+        <w:t xml:space="preserve"># Add an item to the top of the stack</w:t>
+      </w:r>
+    </w:p>
+    <w:p>
+      <w:pPr>
+        <w:spacing w:after="0" w:line="228"/>
+      </w:pPr>
+      <w:r>
+        <w:rPr>
+          <w:rFonts w:ascii="Courier New" w:cs="Courier New" w:eastAsia="Courier New" w:hAnsi="Courier New"/>
+          <w:sz w:val="16"/>
+          <w:szCs w:val="16"/>
+        </w:rPr>
+        <w:t xml:space="preserve">def push(stack, item):</w:t>
+      </w:r>
+    </w:p>
+    <w:p>
+      <w:pPr>
+        <w:spacing w:after="0" w:line="228"/>
+      </w:pPr>
+      <w:r>
+        <w:rPr>
+          <w:rFonts w:ascii="Courier New" w:cs="Courier New" w:eastAsia="Courier New" w:hAnsi="Courier New"/>
+          <w:sz w:val="16"/>
+          <w:szCs w:val="16"/>
+        </w:rPr>
+        <w:t xml:space="preserve">    stack.append(item)</w:t>
+      </w:r>
+    </w:p>
+    <w:p>
+      <w:pPr>
+        <w:spacing w:after="0" w:line="228"/>
+      </w:pPr>
+      <w:r>
+        <w:rPr>
+          <w:rFonts w:ascii="Courier New" w:cs="Courier New" w:eastAsia="Courier New" w:hAnsi="Courier New"/>
+          <w:sz w:val="16"/>
+          <w:szCs w:val="16"/>
+        </w:rPr>
+        <w:t xml:space="preserve"> </w:t>
+      </w:r>
+    </w:p>
+    <w:p>
+      <w:pPr>
+        <w:spacing w:after="0" w:line="228"/>
+      </w:pPr>
+      <w:r>
+        <w:rPr>
+          <w:rFonts w:ascii="Courier New" w:cs="Courier New" w:eastAsia="Courier New" w:hAnsi="Courier New"/>
+          <w:sz w:val="16"/>
+          <w:szCs w:val="16"/>
+        </w:rPr>
+        <w:t xml:space="preserve"> </w:t>
+      </w:r>
+    </w:p>
+    <w:p>
+      <w:pPr>
+        <w:spacing w:after="0" w:line="228"/>
+      </w:pPr>
+      <w:r>
+        <w:rPr>
+          <w:rFonts w:ascii="Courier New" w:cs="Courier New" w:eastAsia="Courier New" w:hAnsi="Courier New"/>
+          <w:sz w:val="16"/>
+          <w:szCs w:val="16"/>
+        </w:rPr>
+        <w:t xml:space="preserve"># Remove and return the top item of the stack, or None if it is empty</w:t>
+      </w:r>
+    </w:p>
+    <w:p>
+      <w:pPr>
+        <w:spacing w:after="0" w:line="228"/>
+      </w:pPr>
+      <w:r>
+        <w:rPr>
+          <w:rFonts w:ascii="Courier New" w:cs="Courier New" w:eastAsia="Courier New" w:hAnsi="Courier New"/>
+          <w:sz w:val="16"/>
+          <w:szCs w:val="16"/>
+        </w:rPr>
+        <w:t xml:space="preserve">def pop(stack):</w:t>
+      </w:r>
+    </w:p>
+    <w:p>
+      <w:pPr>
+        <w:spacing w:after="0" w:line="228"/>
+      </w:pPr>
+      <w:r>
+        <w:rPr>
+          <w:rFonts w:ascii="Courier New" w:cs="Courier New" w:eastAsia="Courier New" w:hAnsi="Courier New"/>
+          <w:sz w:val="16"/>
+          <w:szCs w:val="16"/>
+        </w:rPr>
+        <w:t xml:space="preserve">    if len(stack) == 0:</w:t>
+      </w:r>
+    </w:p>
+    <w:p>
+      <w:pPr>
+        <w:spacing w:after="0" w:line="228"/>
+      </w:pPr>
+      <w:r>
+        <w:rPr>
+          <w:rFonts w:ascii="Courier New" w:cs="Courier New" w:eastAsia="Courier New" w:hAnsi="Courier New"/>
+          <w:sz w:val="16"/>
+          <w:szCs w:val="16"/>
+        </w:rPr>
+        <w:t xml:space="preserve">        return None</w:t>
+      </w:r>
+    </w:p>
+    <w:p>
+      <w:pPr>
+        <w:spacing w:after="0" w:line="228"/>
+      </w:pPr>
+      <w:r>
+        <w:rPr>
+          <w:rFonts w:ascii="Courier New" w:cs="Courier New" w:eastAsia="Courier New" w:hAnsi="Courier New"/>
+          <w:sz w:val="16"/>
+          <w:szCs w:val="16"/>
+        </w:rPr>
+        <w:t xml:space="preserve">    return stack.pop()</w:t>
+      </w:r>
+    </w:p>
+    <w:p>
+      <w:pPr>
+        <w:spacing w:after="0" w:line="228"/>
+      </w:pPr>
+      <w:r>
+        <w:rPr>
+          <w:rFonts w:ascii="Courier New" w:cs="Courier New" w:eastAsia="Courier New" w:hAnsi="Courier New"/>
+          <w:sz w:val="16"/>
+          <w:szCs w:val="16"/>
+        </w:rPr>
+        <w:t xml:space="preserve"> </w:t>
+      </w:r>
+    </w:p>
+    <w:p>
+      <w:pPr>
+        <w:spacing w:after="0" w:line="228"/>
+      </w:pPr>
+      <w:r>
+        <w:rPr>
+          <w:rFonts w:ascii="Courier New" w:cs="Courier New" w:eastAsia="Courier New" w:hAnsi="Courier New"/>
+          <w:sz w:val="16"/>
+          <w:szCs w:val="16"/>
+        </w:rPr>
+        <w:t xml:space="preserve"> </w:t>
+      </w:r>
+    </w:p>
+    <w:p>
+      <w:pPr>
+        <w:spacing w:after="0" w:line="228"/>
+      </w:pPr>
+      <w:r>
+        <w:rPr>
+          <w:rFonts w:ascii="Courier New" w:cs="Courier New" w:eastAsia="Courier New" w:hAnsi="Courier New"/>
+          <w:sz w:val="16"/>
+          <w:szCs w:val="16"/>
+        </w:rPr>
+        <w:t xml:space="preserve"># Remove the most recently added record (Last In, First Out)</w:t>
+      </w:r>
+    </w:p>
+    <w:p>
+      <w:pPr>
+        <w:spacing w:after="0" w:line="228"/>
+      </w:pPr>
+      <w:r>
+        <w:rPr>
+          <w:rFonts w:ascii="Courier New" w:cs="Courier New" w:eastAsia="Courier New" w:hAnsi="Courier New"/>
+          <w:sz w:val="16"/>
+          <w:szCs w:val="16"/>
+        </w:rPr>
+        <w:t xml:space="preserve">def undo_last_record():</w:t>
+      </w:r>
+    </w:p>
+    <w:p>
+      <w:pPr>
+        <w:spacing w:after="0" w:line="228"/>
+      </w:pPr>
+      <w:r>
+        <w:rPr>
+          <w:rFonts w:ascii="Courier New" w:cs="Courier New" w:eastAsia="Courier New" w:hAnsi="Courier New"/>
+          <w:sz w:val="16"/>
+          <w:szCs w:val="16"/>
+        </w:rPr>
+        <w:t xml:space="preserve">    print_heading("UNDO LAST ADDED RECORD")</w:t>
+      </w:r>
+    </w:p>
+    <w:p>
+      <w:pPr>
+        <w:spacing w:after="0" w:line="228"/>
+      </w:pPr>
+      <w:r>
+        <w:rPr>
+          <w:rFonts w:ascii="Courier New" w:cs="Courier New" w:eastAsia="Courier New" w:hAnsi="Courier New"/>
+          <w:sz w:val="16"/>
+          <w:szCs w:val="16"/>
+        </w:rPr>
+        <w:t xml:space="preserve">    record_id = pop(undo_stack)</w:t>
+      </w:r>
+    </w:p>
+    <w:p>
+      <w:pPr>
+        <w:spacing w:after="0" w:line="228"/>
+      </w:pPr>
+      <w:r>
+        <w:rPr>
+          <w:rFonts w:ascii="Courier New" w:cs="Courier New" w:eastAsia="Courier New" w:hAnsi="Courier New"/>
+          <w:sz w:val="16"/>
+          <w:szCs w:val="16"/>
+        </w:rPr>
+        <w:t xml:space="preserve">    if record_id is None:</w:t>
+      </w:r>
+    </w:p>
+    <w:p>
+      <w:pPr>
+        <w:spacing w:after="0" w:line="228"/>
+      </w:pPr>
+      <w:r>
+        <w:rPr>
+          <w:rFonts w:ascii="Courier New" w:cs="Courier New" w:eastAsia="Courier New" w:hAnsi="Courier New"/>
+          <w:sz w:val="16"/>
+          <w:szCs w:val="16"/>
+        </w:rPr>
+        <w:t xml:space="preserve">        print("Nothing to undo. No records have been added in this session.")</w:t>
+      </w:r>
+    </w:p>
+    <w:p>
+      <w:pPr>
+        <w:spacing w:after="0" w:line="228"/>
+      </w:pPr>
+      <w:r>
+        <w:rPr>
+          <w:rFonts w:ascii="Courier New" w:cs="Courier New" w:eastAsia="Courier New" w:hAnsi="Courier New"/>
+          <w:sz w:val="16"/>
+          <w:szCs w:val="16"/>
+        </w:rPr>
+        <w:t xml:space="preserve">        return</w:t>
+      </w:r>
+    </w:p>
+    <w:p>
+      <w:pPr>
+        <w:spacing w:after="0" w:line="228"/>
+      </w:pPr>
+      <w:r>
+        <w:rPr>
+          <w:rFonts w:ascii="Courier New" w:cs="Courier New" w:eastAsia="Courier New" w:hAnsi="Courier New"/>
+          <w:sz w:val="16"/>
+          <w:szCs w:val="16"/>
+        </w:rPr>
+        <w:t xml:space="preserve">    record = get_record(record_id)</w:t>
+      </w:r>
+    </w:p>
+    <w:p>
+      <w:pPr>
+        <w:spacing w:after="0" w:line="228"/>
+      </w:pPr>
+      <w:r>
+        <w:rPr>
+          <w:rFonts w:ascii="Courier New" w:cs="Courier New" w:eastAsia="Courier New" w:hAnsi="Courier New"/>
+          <w:sz w:val="16"/>
+          <w:szCs w:val="16"/>
+        </w:rPr>
+        <w:t xml:space="preserve">    if record is None:</w:t>
+      </w:r>
+    </w:p>
+    <w:p>
+      <w:pPr>
+        <w:spacing w:after="0" w:line="228"/>
+      </w:pPr>
+      <w:r>
+        <w:rPr>
+          <w:rFonts w:ascii="Courier New" w:cs="Courier New" w:eastAsia="Courier New" w:hAnsi="Courier New"/>
+          <w:sz w:val="16"/>
+          <w:szCs w:val="16"/>
+        </w:rPr>
+        <w:t xml:space="preserve">        print("Record", record_id, "was already deleted.")</w:t>
+      </w:r>
+    </w:p>
+    <w:p>
+      <w:pPr>
+        <w:spacing w:after="0" w:line="228"/>
+      </w:pPr>
+      <w:r>
+        <w:rPr>
+          <w:rFonts w:ascii="Courier New" w:cs="Courier New" w:eastAsia="Courier New" w:hAnsi="Courier New"/>
+          <w:sz w:val="16"/>
+          <w:szCs w:val="16"/>
+        </w:rPr>
+        <w:t xml:space="preserve">        return</w:t>
+      </w:r>
+    </w:p>
+    <w:p>
+      <w:pPr>
+        <w:spacing w:after="0" w:line="228"/>
+      </w:pPr>
+      <w:r>
+        <w:rPr>
+          <w:rFonts w:ascii="Courier New" w:cs="Courier New" w:eastAsia="Courier New" w:hAnsi="Courier New"/>
+          <w:sz w:val="16"/>
+          <w:szCs w:val="16"/>
+        </w:rPr>
+        <w:t xml:space="preserve">    print_records([record])</w:t>
+      </w:r>
+    </w:p>
+    <w:p>
+      <w:pPr>
+        <w:spacing w:after="0" w:line="228"/>
+      </w:pPr>
+      <w:r>
+        <w:rPr>
+          <w:rFonts w:ascii="Courier New" w:cs="Courier New" w:eastAsia="Courier New" w:hAnsi="Courier New"/>
+          <w:sz w:val="16"/>
+          <w:szCs w:val="16"/>
+        </w:rPr>
+        <w:t xml:space="preserve">    if ask_yes_no("Remove this record?"):</w:t>
+      </w:r>
+    </w:p>
+    <w:p>
+      <w:pPr>
+        <w:spacing w:after="0" w:line="228"/>
+      </w:pPr>
+      <w:r>
+        <w:rPr>
+          <w:rFonts w:ascii="Courier New" w:cs="Courier New" w:eastAsia="Courier New" w:hAnsi="Courier New"/>
+          <w:sz w:val="16"/>
+          <w:szCs w:val="16"/>
+        </w:rPr>
+        <w:t xml:space="preserve">        cursor.execute("DELETE FROM emission_records WHERE record_id = %s", (record_id,))</w:t>
+      </w:r>
+    </w:p>
+    <w:p>
+      <w:pPr>
+        <w:spacing w:after="0" w:line="228"/>
+      </w:pPr>
+      <w:r>
+        <w:rPr>
+          <w:rFonts w:ascii="Courier New" w:cs="Courier New" w:eastAsia="Courier New" w:hAnsi="Courier New"/>
+          <w:sz w:val="16"/>
+          <w:szCs w:val="16"/>
+        </w:rPr>
+        <w:t xml:space="preserve">        connection.commit()</w:t>
+      </w:r>
+    </w:p>
+    <w:p>
+      <w:pPr>
+        <w:spacing w:after="0" w:line="228"/>
+      </w:pPr>
+      <w:r>
+        <w:rPr>
+          <w:rFonts w:ascii="Courier New" w:cs="Courier New" w:eastAsia="Courier New" w:hAnsi="Courier New"/>
+          <w:sz w:val="16"/>
+          <w:szCs w:val="16"/>
+        </w:rPr>
+        <w:t xml:space="preserve">        print("Record removed.", len(undo_stack), "more record(s) can be undone.")</w:t>
+      </w:r>
+    </w:p>
+    <w:p>
+      <w:pPr>
+        <w:spacing w:after="0" w:line="228"/>
+      </w:pPr>
+      <w:r>
+        <w:rPr>
+          <w:rFonts w:ascii="Courier New" w:cs="Courier New" w:eastAsia="Courier New" w:hAnsi="Courier New"/>
+          <w:sz w:val="16"/>
+          <w:szCs w:val="16"/>
+        </w:rPr>
+        <w:t xml:space="preserve">    else:</w:t>
+      </w:r>
+    </w:p>
+    <w:p>
+      <w:pPr>
+        <w:spacing w:after="0" w:line="228"/>
+      </w:pPr>
+      <w:r>
+        <w:rPr>
+          <w:rFonts w:ascii="Courier New" w:cs="Courier New" w:eastAsia="Courier New" w:hAnsi="Courier New"/>
+          <w:sz w:val="16"/>
+          <w:szCs w:val="16"/>
+        </w:rPr>
+        <w:t xml:space="preserve">        # Put the ID back so the user can undo it later</w:t>
+      </w:r>
+    </w:p>
+    <w:p>
+      <w:pPr>
+        <w:spacing w:after="0" w:line="228"/>
+      </w:pPr>
+      <w:r>
+        <w:rPr>
+          <w:rFonts w:ascii="Courier New" w:cs="Courier New" w:eastAsia="Courier New" w:hAnsi="Courier New"/>
+          <w:sz w:val="16"/>
+          <w:szCs w:val="16"/>
+        </w:rPr>
+        <w:t xml:space="preserve">        push(undo_stack, record_id)</w:t>
+      </w:r>
+    </w:p>
+    <w:p>
+      <w:pPr>
+        <w:spacing w:after="0" w:line="228"/>
+      </w:pPr>
+      <w:r>
+        <w:rPr>
+          <w:rFonts w:ascii="Courier New" w:cs="Courier New" w:eastAsia="Courier New" w:hAnsi="Courier New"/>
+          <w:sz w:val="16"/>
+          <w:szCs w:val="16"/>
+        </w:rPr>
+        <w:t xml:space="preserve">        print("Undo cancelled.")</w:t>
+      </w:r>
+    </w:p>
+    <w:p>
+      <w:pPr>
+        <w:spacing w:after="0" w:line="228"/>
+      </w:pPr>
+      <w:r>
+        <w:rPr>
+          <w:rFonts w:ascii="Courier New" w:cs="Courier New" w:eastAsia="Courier New" w:hAnsi="Courier New"/>
+          <w:sz w:val="16"/>
+          <w:szCs w:val="16"/>
+        </w:rPr>
+        <w:t xml:space="preserve"> </w:t>
+      </w:r>
+    </w:p>
+    <w:p>
+      <w:pPr>
+        <w:spacing w:after="0" w:line="228"/>
+      </w:pPr>
+      <w:r>
+        <w:rPr>
+          <w:rFonts w:ascii="Courier New" w:cs="Courier New" w:eastAsia="Courier New" w:hAnsi="Courier New"/>
+          <w:sz w:val="16"/>
+          <w:szCs w:val="16"/>
+        </w:rPr>
+        <w:t xml:space="preserve"> </w:t>
+      </w:r>
+    </w:p>
+    <w:p>
+      <w:pPr>
+        <w:spacing w:after="0" w:line="228"/>
+      </w:pPr>
+      <w:r>
+        <w:rPr>
+          <w:rFonts w:ascii="Courier New" w:cs="Courier New" w:eastAsia="Courier New" w:hAnsi="Courier New"/>
+          <w:sz w:val="16"/>
+          <w:szCs w:val="16"/>
+        </w:rPr>
         <w:t xml:space="preserve"># ---------------- Summaries ----------------</w:t>
       </w:r>
     </w:p>
@@ -19425,6 +20302,19 @@
           <w:sz w:val="16"/>
           <w:szCs w:val="16"/>
         </w:rPr>
+        <w:t xml:space="preserve">    print("* Option 14 removes records added in this session, newest first.")</w:t>
+      </w:r>
+    </w:p>
+    <w:p>
+      <w:pPr>
+        <w:spacing w:after="0" w:line="228"/>
+      </w:pPr>
+      <w:r>
+        <w:rPr>
+          <w:rFonts w:ascii="Courier New" w:cs="Courier New" w:eastAsia="Courier New" w:hAnsi="Courier New"/>
+          <w:sz w:val="16"/>
+          <w:szCs w:val="16"/>
+        </w:rPr>
         <w:t xml:space="preserve"> </w:t>
       </w:r>
     </w:p>
@@ -19672,6 +20562,19 @@
           <w:sz w:val="16"/>
           <w:szCs w:val="16"/>
         </w:rPr>
+        <w:t xml:space="preserve">    print("14. Undo Last Added Record")</w:t>
+      </w:r>
+    </w:p>
+    <w:p>
+      <w:pPr>
+        <w:spacing w:after="0" w:line="228"/>
+      </w:pPr>
+      <w:r>
+        <w:rPr>
+          <w:rFonts w:ascii="Courier New" w:cs="Courier New" w:eastAsia="Courier New" w:hAnsi="Courier New"/>
+          <w:sz w:val="16"/>
+          <w:szCs w:val="16"/>
+        </w:rPr>
         <w:t xml:space="preserve">    print("0. Exit")</w:t>
       </w:r>
     </w:p>
@@ -19932,7 +20835,7 @@
           <w:sz w:val="16"/>
           <w:szCs w:val="16"/>
         </w:rPr>
-        <w:t xml:space="preserve">        "12": manage_emission_factors, "13": show_help,</w:t>
+        <w:t xml:space="preserve">        "12": manage_emission_factors, "13": show_help, "14": undo_last_record,</w:t>
       </w:r>
     </w:p>
     <w:p>
@@ -20179,7 +21082,7 @@
           <w:sz w:val="16"/>
           <w:szCs w:val="16"/>
         </w:rPr>
-        <w:t xml:space="preserve">                print("Invalid choice! Please enter a number from 0 to 13.")</w:t>
+        <w:t xml:space="preserve">                print("Invalid choice! Please enter a number from 0 to 14.")</w:t>
       </w:r>
     </w:p>
     <w:p>
@@ -20331,7 +21234,7 @@
       <w:r>
         <w:drawing>
           <wp:inline distT="0" distB="0" distL="0" distR="0">
-            <wp:extent cx="4695825" cy="2524125"/>
+            <wp:extent cx="4695825" cy="2628900"/>
             <wp:effectExtent t="0" r="0" b="0" l="0"/>
             <wp:docPr id="1" name="01_main_menu" descr="Main menu" title="Main menu"/>
             <wp:cNvGraphicFramePr>
@@ -20356,7 +21259,7 @@
                   <pic:spPr bwMode="auto">
                     <a:xfrm>
                       <a:off x="0" y="0"/>
-                      <a:ext cx="4695825" cy="2524125"/>
+                      <a:ext cx="4695825" cy="2628900"/>
                     </a:xfrm>
                     <a:prstGeom prst="rect">
                       <a:avLst/>
@@ -21276,7 +22179,7 @@
       <w:r>
         <w:drawing>
           <wp:inline distT="0" distB="0" distL="0" distR="0">
-            <wp:extent cx="4695825" cy="1724025"/>
+            <wp:extent cx="4695825" cy="1838325"/>
             <wp:effectExtent t="0" r="0" b="0" l="0"/>
             <wp:docPr id="1" name="14_help" descr="Help screen (option 13)" title="Help screen (option 13)"/>
             <wp:cNvGraphicFramePr>
@@ -21301,7 +22204,7 @@
                   <pic:spPr bwMode="auto">
                     <a:xfrm>
                       <a:off x="0" y="0"/>
-                      <a:ext cx="4695825" cy="1724025"/>
+                      <a:ext cx="4695825" cy="1838325"/>
                     </a:xfrm>
                     <a:prstGeom prst="rect">
                       <a:avLst/>
@@ -21339,9 +22242,9 @@
       <w:r>
         <w:drawing>
           <wp:inline distT="0" distB="0" distL="0" distR="0">
-            <wp:extent cx="4695825" cy="5934075"/>
+            <wp:extent cx="4695825" cy="2971800"/>
             <wp:effectExtent t="0" r="0" b="0" l="0"/>
-            <wp:docPr id="1" name="15_errors" descr="Error handling: invalid menu choice, category ID, date, quantity and record ID" title="Error handling: invalid menu choice, category ID, date, quantity and record ID"/>
+            <wp:docPr id="1" name="18_undo" descr="Undo Last Added Record using a stack, and the empty-stack message (option 14)" title="Undo Last Added Record using a stack, and the empty-stack message (option 14)"/>
             <wp:cNvGraphicFramePr>
               <a:graphicFrameLocks xmlns:a="http://schemas.openxmlformats.org/drawingml/2006/main" noChangeAspect="1"/>
             </wp:cNvGraphicFramePr>
@@ -21364,6 +22267,69 @@
                   <pic:spPr bwMode="auto">
                     <a:xfrm>
                       <a:off x="0" y="0"/>
+                      <a:ext cx="4695825" cy="2971800"/>
+                    </a:xfrm>
+                    <a:prstGeom prst="rect">
+                      <a:avLst/>
+                    </a:prstGeom>
+                  </pic:spPr>
+                </pic:pic>
+              </a:graphicData>
+            </a:graphic>
+          </wp:inline>
+        </w:drawing>
+      </w:r>
+    </w:p>
+    <w:p>
+      <w:pPr>
+        <w:spacing w:after="240"/>
+        <w:jc w:val="center"/>
+      </w:pPr>
+      <w:r>
+        <w:rPr>
+          <w:rFonts w:ascii="Times New Roman" w:cs="Times New Roman" w:eastAsia="Times New Roman" w:hAnsi="Times New Roman"/>
+          <w:i/>
+          <w:iCs/>
+          <w:sz w:val="21"/>
+          <w:szCs w:val="21"/>
+        </w:rPr>
+        <w:t xml:space="preserve">Figure 17: Undo Last Added Record using a stack, and the empty-stack message (option 14)</w:t>
+      </w:r>
+    </w:p>
+    <w:p>
+      <w:pPr>
+        <w:keepNext/>
+        <w:spacing w:after="60" w:before="120"/>
+        <w:jc w:val="center"/>
+      </w:pPr>
+      <w:r>
+        <w:drawing>
+          <wp:inline distT="0" distB="0" distL="0" distR="0">
+            <wp:extent cx="4695825" cy="5934075"/>
+            <wp:effectExtent t="0" r="0" b="0" l="0"/>
+            <wp:docPr id="1" name="15_errors" descr="Error handling: invalid menu choice, category ID, date, quantity and record ID" title="Error handling: invalid menu choice, category ID, date, quantity and record ID"/>
+            <wp:cNvGraphicFramePr>
+              <a:graphicFrameLocks xmlns:a="http://schemas.openxmlformats.org/drawingml/2006/main" noChangeAspect="1"/>
+            </wp:cNvGraphicFramePr>
+            <a:graphic xmlns:a="http://schemas.openxmlformats.org/drawingml/2006/main">
+              <a:graphicData uri="http://schemas.openxmlformats.org/drawingml/2006/picture">
+                <pic:pic xmlns:pic="http://schemas.openxmlformats.org/drawingml/2006/picture">
+                  <pic:nvPicPr>
+                    <pic:cNvPr id="0" name="" descr=""/>
+                    <pic:cNvPicPr>
+                      <a:picLocks noChangeAspect="1" noChangeArrowheads="1"/>
+                    </pic:cNvPicPr>
+                  </pic:nvPicPr>
+                  <pic:blipFill>
+                    <a:blip r:embed="rId28" cstate="none"/>
+                    <a:srcRect/>
+                    <a:stretch>
+                      <a:fillRect/>
+                    </a:stretch>
+                  </pic:blipFill>
+                  <pic:spPr bwMode="auto">
+                    <a:xfrm>
+                      <a:off x="0" y="0"/>
                       <a:ext cx="4695825" cy="5934075"/>
                     </a:xfrm>
                     <a:prstGeom prst="rect">
@@ -21390,7 +22356,7 @@
           <w:sz w:val="21"/>
           <w:szCs w:val="21"/>
         </w:rPr>
-        <w:t xml:space="preserve">Figure 17: Error handling: invalid menu choice, category ID, date, quantity and record ID</w:t>
+        <w:t xml:space="preserve">Figure 18: Error handling: invalid menu choice, category ID, date, quantity and record ID</w:t>
       </w:r>
     </w:p>
     <w:p>
@@ -23616,6 +24582,490 @@
           </w:p>
         </w:tc>
       </w:tr>
+      <w:tr>
+        <w:trPr>
+          <w:tblHeader w:val="false"/>
+        </w:trPr>
+        <w:tc>
+          <w:tcPr>
+            <w:tcW w:type="dxa" w:w="600"/>
+            <w:tcBorders>
+              <w:top w:val="single" w:color="808080" w:sz="4"/>
+              <w:left w:val="single" w:color="808080" w:sz="4"/>
+              <w:bottom w:val="single" w:color="808080" w:sz="4"/>
+              <w:right w:val="single" w:color="808080" w:sz="4"/>
+            </w:tcBorders>
+            <w:tcMar>
+              <w:top w:type="dxa" w:w="60"/>
+              <w:left w:type="dxa" w:w="100"/>
+              <w:bottom w:type="dxa" w:w="60"/>
+              <w:right w:type="dxa" w:w="100"/>
+            </w:tcMar>
+          </w:tcPr>
+          <w:p>
+            <w:r>
+              <w:rPr>
+                <w:rFonts w:ascii="Times New Roman" w:cs="Times New Roman" w:eastAsia="Times New Roman" w:hAnsi="Times New Roman"/>
+                <w:b w:val="false"/>
+                <w:bCs w:val="false"/>
+                <w:sz w:val="21"/>
+                <w:szCs w:val="21"/>
+              </w:rPr>
+              <w:t xml:space="preserve">18</w:t>
+            </w:r>
+          </w:p>
+        </w:tc>
+        <w:tc>
+          <w:tcPr>
+            <w:tcW w:type="dxa" w:w="3000"/>
+            <w:tcBorders>
+              <w:top w:val="single" w:color="808080" w:sz="4"/>
+              <w:left w:val="single" w:color="808080" w:sz="4"/>
+              <w:bottom w:val="single" w:color="808080" w:sz="4"/>
+              <w:right w:val="single" w:color="808080" w:sz="4"/>
+            </w:tcBorders>
+            <w:tcMar>
+              <w:top w:type="dxa" w:w="60"/>
+              <w:left w:type="dxa" w:w="100"/>
+              <w:bottom w:type="dxa" w:w="60"/>
+              <w:right w:type="dxa" w:w="100"/>
+            </w:tcMar>
+          </w:tcPr>
+          <w:p>
+            <w:r>
+              <w:rPr>
+                <w:rFonts w:ascii="Times New Roman" w:cs="Times New Roman" w:eastAsia="Times New Roman" w:hAnsi="Times New Roman"/>
+                <w:b w:val="false"/>
+                <w:bCs w:val="false"/>
+                <w:sz w:val="21"/>
+                <w:szCs w:val="21"/>
+              </w:rPr>
+              <w:t xml:space="preserve">Undo after adding 3 records</w:t>
+            </w:r>
+          </w:p>
+        </w:tc>
+        <w:tc>
+          <w:tcPr>
+            <w:tcW w:type="dxa" w:w="3200"/>
+            <w:tcBorders>
+              <w:top w:val="single" w:color="808080" w:sz="4"/>
+              <w:left w:val="single" w:color="808080" w:sz="4"/>
+              <w:bottom w:val="single" w:color="808080" w:sz="4"/>
+              <w:right w:val="single" w:color="808080" w:sz="4"/>
+            </w:tcBorders>
+            <w:tcMar>
+              <w:top w:type="dxa" w:w="60"/>
+              <w:left w:type="dxa" w:w="100"/>
+              <w:bottom w:type="dxa" w:w="60"/>
+              <w:right w:type="dxa" w:w="100"/>
+            </w:tcMar>
+          </w:tcPr>
+          <w:p>
+            <w:r>
+              <w:rPr>
+                <w:rFonts w:ascii="Times New Roman" w:cs="Times New Roman" w:eastAsia="Times New Roman" w:hAnsi="Times New Roman"/>
+                <w:b w:val="false"/>
+                <w:bCs w:val="false"/>
+                <w:sz w:val="21"/>
+                <w:szCs w:val="21"/>
+              </w:rPr>
+              <w:t xml:space="preserve">Option 14, Y</w:t>
+            </w:r>
+          </w:p>
+        </w:tc>
+        <w:tc>
+          <w:tcPr>
+            <w:tcW w:type="dxa" w:w="2838"/>
+            <w:tcBorders>
+              <w:top w:val="single" w:color="808080" w:sz="4"/>
+              <w:left w:val="single" w:color="808080" w:sz="4"/>
+              <w:bottom w:val="single" w:color="808080" w:sz="4"/>
+              <w:right w:val="single" w:color="808080" w:sz="4"/>
+            </w:tcBorders>
+            <w:tcMar>
+              <w:top w:type="dxa" w:w="60"/>
+              <w:left w:type="dxa" w:w="100"/>
+              <w:bottom w:type="dxa" w:w="60"/>
+              <w:right w:type="dxa" w:w="100"/>
+            </w:tcMar>
+          </w:tcPr>
+          <w:p>
+            <w:r>
+              <w:rPr>
+                <w:rFonts w:ascii="Times New Roman" w:cs="Times New Roman" w:eastAsia="Times New Roman" w:hAnsi="Times New Roman"/>
+                <w:b w:val="false"/>
+                <w:bCs w:val="false"/>
+                <w:sz w:val="21"/>
+                <w:szCs w:val="21"/>
+              </w:rPr>
+              <w:t xml:space="preserve">Newest record removed first (LIFO)</w:t>
+            </w:r>
+          </w:p>
+        </w:tc>
+      </w:tr>
+      <w:tr>
+        <w:trPr>
+          <w:tblHeader w:val="false"/>
+        </w:trPr>
+        <w:tc>
+          <w:tcPr>
+            <w:tcW w:type="dxa" w:w="600"/>
+            <w:tcBorders>
+              <w:top w:val="single" w:color="808080" w:sz="4"/>
+              <w:left w:val="single" w:color="808080" w:sz="4"/>
+              <w:bottom w:val="single" w:color="808080" w:sz="4"/>
+              <w:right w:val="single" w:color="808080" w:sz="4"/>
+            </w:tcBorders>
+            <w:tcMar>
+              <w:top w:type="dxa" w:w="60"/>
+              <w:left w:type="dxa" w:w="100"/>
+              <w:bottom w:type="dxa" w:w="60"/>
+              <w:right w:type="dxa" w:w="100"/>
+            </w:tcMar>
+          </w:tcPr>
+          <w:p>
+            <w:r>
+              <w:rPr>
+                <w:rFonts w:ascii="Times New Roman" w:cs="Times New Roman" w:eastAsia="Times New Roman" w:hAnsi="Times New Roman"/>
+                <w:b w:val="false"/>
+                <w:bCs w:val="false"/>
+                <w:sz w:val="21"/>
+                <w:szCs w:val="21"/>
+              </w:rPr>
+              <w:t xml:space="preserve">19</w:t>
+            </w:r>
+          </w:p>
+        </w:tc>
+        <w:tc>
+          <w:tcPr>
+            <w:tcW w:type="dxa" w:w="3000"/>
+            <w:tcBorders>
+              <w:top w:val="single" w:color="808080" w:sz="4"/>
+              <w:left w:val="single" w:color="808080" w:sz="4"/>
+              <w:bottom w:val="single" w:color="808080" w:sz="4"/>
+              <w:right w:val="single" w:color="808080" w:sz="4"/>
+            </w:tcBorders>
+            <w:tcMar>
+              <w:top w:type="dxa" w:w="60"/>
+              <w:left w:type="dxa" w:w="100"/>
+              <w:bottom w:type="dxa" w:w="60"/>
+              <w:right w:type="dxa" w:w="100"/>
+            </w:tcMar>
+          </w:tcPr>
+          <w:p>
+            <w:r>
+              <w:rPr>
+                <w:rFonts w:ascii="Times New Roman" w:cs="Times New Roman" w:eastAsia="Times New Roman" w:hAnsi="Times New Roman"/>
+                <w:b w:val="false"/>
+                <w:bCs w:val="false"/>
+                <w:sz w:val="21"/>
+                <w:szCs w:val="21"/>
+              </w:rPr>
+              <w:t xml:space="preserve">Cancel undo</w:t>
+            </w:r>
+          </w:p>
+        </w:tc>
+        <w:tc>
+          <w:tcPr>
+            <w:tcW w:type="dxa" w:w="3200"/>
+            <w:tcBorders>
+              <w:top w:val="single" w:color="808080" w:sz="4"/>
+              <w:left w:val="single" w:color="808080" w:sz="4"/>
+              <w:bottom w:val="single" w:color="808080" w:sz="4"/>
+              <w:right w:val="single" w:color="808080" w:sz="4"/>
+            </w:tcBorders>
+            <w:tcMar>
+              <w:top w:type="dxa" w:w="60"/>
+              <w:left w:type="dxa" w:w="100"/>
+              <w:bottom w:type="dxa" w:w="60"/>
+              <w:right w:type="dxa" w:w="100"/>
+            </w:tcMar>
+          </w:tcPr>
+          <w:p>
+            <w:r>
+              <w:rPr>
+                <w:rFonts w:ascii="Times New Roman" w:cs="Times New Roman" w:eastAsia="Times New Roman" w:hAnsi="Times New Roman"/>
+                <w:b w:val="false"/>
+                <w:bCs w:val="false"/>
+                <w:sz w:val="21"/>
+                <w:szCs w:val="21"/>
+              </w:rPr>
+              <w:t xml:space="preserve">Option 14, N</w:t>
+            </w:r>
+          </w:p>
+        </w:tc>
+        <w:tc>
+          <w:tcPr>
+            <w:tcW w:type="dxa" w:w="2838"/>
+            <w:tcBorders>
+              <w:top w:val="single" w:color="808080" w:sz="4"/>
+              <w:left w:val="single" w:color="808080" w:sz="4"/>
+              <w:bottom w:val="single" w:color="808080" w:sz="4"/>
+              <w:right w:val="single" w:color="808080" w:sz="4"/>
+            </w:tcBorders>
+            <w:tcMar>
+              <w:top w:type="dxa" w:w="60"/>
+              <w:left w:type="dxa" w:w="100"/>
+              <w:bottom w:type="dxa" w:w="60"/>
+              <w:right w:type="dxa" w:w="100"/>
+            </w:tcMar>
+          </w:tcPr>
+          <w:p>
+            <w:r>
+              <w:rPr>
+                <w:rFonts w:ascii="Times New Roman" w:cs="Times New Roman" w:eastAsia="Times New Roman" w:hAnsi="Times New Roman"/>
+                <w:b w:val="false"/>
+                <w:bCs w:val="false"/>
+                <w:sz w:val="21"/>
+                <w:szCs w:val="21"/>
+              </w:rPr>
+              <w:t xml:space="preserve">"Undo cancelled", record can be undone later</w:t>
+            </w:r>
+          </w:p>
+        </w:tc>
+      </w:tr>
+      <w:tr>
+        <w:trPr>
+          <w:tblHeader w:val="false"/>
+        </w:trPr>
+        <w:tc>
+          <w:tcPr>
+            <w:tcW w:type="dxa" w:w="600"/>
+            <w:tcBorders>
+              <w:top w:val="single" w:color="808080" w:sz="4"/>
+              <w:left w:val="single" w:color="808080" w:sz="4"/>
+              <w:bottom w:val="single" w:color="808080" w:sz="4"/>
+              <w:right w:val="single" w:color="808080" w:sz="4"/>
+            </w:tcBorders>
+            <w:tcMar>
+              <w:top w:type="dxa" w:w="60"/>
+              <w:left w:type="dxa" w:w="100"/>
+              <w:bottom w:type="dxa" w:w="60"/>
+              <w:right w:type="dxa" w:w="100"/>
+            </w:tcMar>
+          </w:tcPr>
+          <w:p>
+            <w:r>
+              <w:rPr>
+                <w:rFonts w:ascii="Times New Roman" w:cs="Times New Roman" w:eastAsia="Times New Roman" w:hAnsi="Times New Roman"/>
+                <w:b w:val="false"/>
+                <w:bCs w:val="false"/>
+                <w:sz w:val="21"/>
+                <w:szCs w:val="21"/>
+              </w:rPr>
+              <w:t xml:space="preserve">20</w:t>
+            </w:r>
+          </w:p>
+        </w:tc>
+        <w:tc>
+          <w:tcPr>
+            <w:tcW w:type="dxa" w:w="3000"/>
+            <w:tcBorders>
+              <w:top w:val="single" w:color="808080" w:sz="4"/>
+              <w:left w:val="single" w:color="808080" w:sz="4"/>
+              <w:bottom w:val="single" w:color="808080" w:sz="4"/>
+              <w:right w:val="single" w:color="808080" w:sz="4"/>
+            </w:tcBorders>
+            <w:tcMar>
+              <w:top w:type="dxa" w:w="60"/>
+              <w:left w:type="dxa" w:w="100"/>
+              <w:bottom w:type="dxa" w:w="60"/>
+              <w:right w:type="dxa" w:w="100"/>
+            </w:tcMar>
+          </w:tcPr>
+          <w:p>
+            <w:r>
+              <w:rPr>
+                <w:rFonts w:ascii="Times New Roman" w:cs="Times New Roman" w:eastAsia="Times New Roman" w:hAnsi="Times New Roman"/>
+                <w:b w:val="false"/>
+                <w:bCs w:val="false"/>
+                <w:sz w:val="21"/>
+                <w:szCs w:val="21"/>
+              </w:rPr>
+              <w:t xml:space="preserve">Undo a record already deleted</w:t>
+            </w:r>
+          </w:p>
+        </w:tc>
+        <w:tc>
+          <w:tcPr>
+            <w:tcW w:type="dxa" w:w="3200"/>
+            <w:tcBorders>
+              <w:top w:val="single" w:color="808080" w:sz="4"/>
+              <w:left w:val="single" w:color="808080" w:sz="4"/>
+              <w:bottom w:val="single" w:color="808080" w:sz="4"/>
+              <w:right w:val="single" w:color="808080" w:sz="4"/>
+            </w:tcBorders>
+            <w:tcMar>
+              <w:top w:type="dxa" w:w="60"/>
+              <w:left w:type="dxa" w:w="100"/>
+              <w:bottom w:type="dxa" w:w="60"/>
+              <w:right w:type="dxa" w:w="100"/>
+            </w:tcMar>
+          </w:tcPr>
+          <w:p>
+            <w:r>
+              <w:rPr>
+                <w:rFonts w:ascii="Times New Roman" w:cs="Times New Roman" w:eastAsia="Times New Roman" w:hAnsi="Times New Roman"/>
+                <w:b w:val="false"/>
+                <w:bCs w:val="false"/>
+                <w:sz w:val="21"/>
+                <w:szCs w:val="21"/>
+              </w:rPr>
+              <w:t xml:space="preserve">Delete with option 5, then option 14</w:t>
+            </w:r>
+          </w:p>
+        </w:tc>
+        <w:tc>
+          <w:tcPr>
+            <w:tcW w:type="dxa" w:w="2838"/>
+            <w:tcBorders>
+              <w:top w:val="single" w:color="808080" w:sz="4"/>
+              <w:left w:val="single" w:color="808080" w:sz="4"/>
+              <w:bottom w:val="single" w:color="808080" w:sz="4"/>
+              <w:right w:val="single" w:color="808080" w:sz="4"/>
+            </w:tcBorders>
+            <w:tcMar>
+              <w:top w:type="dxa" w:w="60"/>
+              <w:left w:type="dxa" w:w="100"/>
+              <w:bottom w:type="dxa" w:w="60"/>
+              <w:right w:type="dxa" w:w="100"/>
+            </w:tcMar>
+          </w:tcPr>
+          <w:p>
+            <w:r>
+              <w:rPr>
+                <w:rFonts w:ascii="Times New Roman" w:cs="Times New Roman" w:eastAsia="Times New Roman" w:hAnsi="Times New Roman"/>
+                <w:b w:val="false"/>
+                <w:bCs w:val="false"/>
+                <w:sz w:val="21"/>
+                <w:szCs w:val="21"/>
+              </w:rPr>
+              <w:t xml:space="preserve">"Record … was already deleted"</w:t>
+            </w:r>
+          </w:p>
+        </w:tc>
+      </w:tr>
+      <w:tr>
+        <w:trPr>
+          <w:tblHeader w:val="false"/>
+        </w:trPr>
+        <w:tc>
+          <w:tcPr>
+            <w:tcW w:type="dxa" w:w="600"/>
+            <w:tcBorders>
+              <w:top w:val="single" w:color="808080" w:sz="4"/>
+              <w:left w:val="single" w:color="808080" w:sz="4"/>
+              <w:bottom w:val="single" w:color="808080" w:sz="4"/>
+              <w:right w:val="single" w:color="808080" w:sz="4"/>
+            </w:tcBorders>
+            <w:tcMar>
+              <w:top w:type="dxa" w:w="60"/>
+              <w:left w:type="dxa" w:w="100"/>
+              <w:bottom w:type="dxa" w:w="60"/>
+              <w:right w:type="dxa" w:w="100"/>
+            </w:tcMar>
+          </w:tcPr>
+          <w:p>
+            <w:r>
+              <w:rPr>
+                <w:rFonts w:ascii="Times New Roman" w:cs="Times New Roman" w:eastAsia="Times New Roman" w:hAnsi="Times New Roman"/>
+                <w:b w:val="false"/>
+                <w:bCs w:val="false"/>
+                <w:sz w:val="21"/>
+                <w:szCs w:val="21"/>
+              </w:rPr>
+              <w:t xml:space="preserve">21</w:t>
+            </w:r>
+          </w:p>
+        </w:tc>
+        <w:tc>
+          <w:tcPr>
+            <w:tcW w:type="dxa" w:w="3000"/>
+            <w:tcBorders>
+              <w:top w:val="single" w:color="808080" w:sz="4"/>
+              <w:left w:val="single" w:color="808080" w:sz="4"/>
+              <w:bottom w:val="single" w:color="808080" w:sz="4"/>
+              <w:right w:val="single" w:color="808080" w:sz="4"/>
+            </w:tcBorders>
+            <w:tcMar>
+              <w:top w:type="dxa" w:w="60"/>
+              <w:left w:type="dxa" w:w="100"/>
+              <w:bottom w:type="dxa" w:w="60"/>
+              <w:right w:type="dxa" w:w="100"/>
+            </w:tcMar>
+          </w:tcPr>
+          <w:p>
+            <w:r>
+              <w:rPr>
+                <w:rFonts w:ascii="Times New Roman" w:cs="Times New Roman" w:eastAsia="Times New Roman" w:hAnsi="Times New Roman"/>
+                <w:b w:val="false"/>
+                <w:bCs w:val="false"/>
+                <w:sz w:val="21"/>
+                <w:szCs w:val="21"/>
+              </w:rPr>
+              <w:t xml:space="preserve">Undo with empty stack</w:t>
+            </w:r>
+          </w:p>
+        </w:tc>
+        <w:tc>
+          <w:tcPr>
+            <w:tcW w:type="dxa" w:w="3200"/>
+            <w:tcBorders>
+              <w:top w:val="single" w:color="808080" w:sz="4"/>
+              <w:left w:val="single" w:color="808080" w:sz="4"/>
+              <w:bottom w:val="single" w:color="808080" w:sz="4"/>
+              <w:right w:val="single" w:color="808080" w:sz="4"/>
+            </w:tcBorders>
+            <w:tcMar>
+              <w:top w:type="dxa" w:w="60"/>
+              <w:left w:type="dxa" w:w="100"/>
+              <w:bottom w:type="dxa" w:w="60"/>
+              <w:right w:type="dxa" w:w="100"/>
+            </w:tcMar>
+          </w:tcPr>
+          <w:p>
+            <w:r>
+              <w:rPr>
+                <w:rFonts w:ascii="Times New Roman" w:cs="Times New Roman" w:eastAsia="Times New Roman" w:hAnsi="Times New Roman"/>
+                <w:b w:val="false"/>
+                <w:bCs w:val="false"/>
+                <w:sz w:val="21"/>
+                <w:szCs w:val="21"/>
+              </w:rPr>
+              <w:t xml:space="preserve">Option 14</w:t>
+            </w:r>
+          </w:p>
+        </w:tc>
+        <w:tc>
+          <w:tcPr>
+            <w:tcW w:type="dxa" w:w="2838"/>
+            <w:tcBorders>
+              <w:top w:val="single" w:color="808080" w:sz="4"/>
+              <w:left w:val="single" w:color="808080" w:sz="4"/>
+              <w:bottom w:val="single" w:color="808080" w:sz="4"/>
+              <w:right w:val="single" w:color="808080" w:sz="4"/>
+            </w:tcBorders>
+            <w:tcMar>
+              <w:top w:type="dxa" w:w="60"/>
+              <w:left w:type="dxa" w:w="100"/>
+              <w:bottom w:type="dxa" w:w="60"/>
+              <w:right w:type="dxa" w:w="100"/>
+            </w:tcMar>
+          </w:tcPr>
+          <w:p>
+            <w:r>
+              <w:rPr>
+                <w:rFonts w:ascii="Times New Roman" w:cs="Times New Roman" w:eastAsia="Times New Roman" w:hAnsi="Times New Roman"/>
+                <w:b w:val="false"/>
+                <w:bCs w:val="false"/>
+                <w:sz w:val="21"/>
+                <w:szCs w:val="21"/>
+              </w:rPr>
+              <w:t xml:space="preserve">"Nothing to undo"</w:t>
+            </w:r>
+          </w:p>
+        </w:tc>
+      </w:tr>
     </w:tbl>
     <w:p>
       <w:pPr>
@@ -23704,6 +25154,24 @@
           <w:szCs w:val="24"/>
         </w:rPr>
         <w:t xml:space="preserve">Changing an emission factor does not recalculate old records; each record keeps the estimate made when it was saved.</w:t>
+      </w:r>
+    </w:p>
+    <w:p>
+      <w:pPr>
+        <w:pStyle w:val="ListParagraph"/>
+        <w:numPr>
+          <w:ilvl w:val="0"/>
+          <w:numId w:val="2"/>
+        </w:numPr>
+        <w:spacing w:after="60" w:line="290"/>
+      </w:pPr>
+      <w:r>
+        <w:rPr>
+          <w:rFonts w:ascii="Times New Roman" w:cs="Times New Roman" w:eastAsia="Times New Roman" w:hAnsi="Times New Roman"/>
+          <w:sz w:val="24"/>
+          <w:szCs w:val="24"/>
+        </w:rPr>
+        <w:t xml:space="preserve">Undo works only for records added since the program was started, because the stack is kept in memory.</w:t>
       </w:r>
     </w:p>
     <w:p>

--- a/CarbonDataLogger/Project_Report.docx
+++ b/CarbonDataLogger/Project_Report.docx
@@ -630,6 +630,7 @@
       </w:tblGrid>
       <w:tr>
         <w:trPr>
+          <w:cantSplit/>
           <w:tblHeader/>
         </w:trPr>
         <w:tc>
@@ -695,6 +696,7 @@
       </w:tr>
       <w:tr>
         <w:trPr>
+          <w:cantSplit/>
           <w:tblHeader w:val="false"/>
         </w:trPr>
         <w:tc>
@@ -758,6 +760,7 @@
       </w:tr>
       <w:tr>
         <w:trPr>
+          <w:cantSplit/>
           <w:tblHeader w:val="false"/>
         </w:trPr>
         <w:tc>
@@ -821,6 +824,7 @@
       </w:tr>
       <w:tr>
         <w:trPr>
+          <w:cantSplit/>
           <w:tblHeader w:val="false"/>
         </w:trPr>
         <w:tc>
@@ -884,6 +888,7 @@
       </w:tr>
       <w:tr>
         <w:trPr>
+          <w:cantSplit/>
           <w:tblHeader w:val="false"/>
         </w:trPr>
         <w:tc>
@@ -947,6 +952,7 @@
       </w:tr>
       <w:tr>
         <w:trPr>
+          <w:cantSplit/>
           <w:tblHeader w:val="false"/>
         </w:trPr>
         <w:tc>
@@ -1010,6 +1016,7 @@
       </w:tr>
       <w:tr>
         <w:trPr>
+          <w:cantSplit/>
           <w:tblHeader w:val="false"/>
         </w:trPr>
         <w:tc>
@@ -1073,6 +1080,7 @@
       </w:tr>
       <w:tr>
         <w:trPr>
+          <w:cantSplit/>
           <w:tblHeader w:val="false"/>
         </w:trPr>
         <w:tc>
@@ -1136,6 +1144,7 @@
       </w:tr>
       <w:tr>
         <w:trPr>
+          <w:cantSplit/>
           <w:tblHeader w:val="false"/>
         </w:trPr>
         <w:tc>
@@ -1199,6 +1208,7 @@
       </w:tr>
       <w:tr>
         <w:trPr>
+          <w:cantSplit/>
           <w:tblHeader w:val="false"/>
         </w:trPr>
         <w:tc>
@@ -1262,6 +1272,7 @@
       </w:tr>
       <w:tr>
         <w:trPr>
+          <w:cantSplit/>
           <w:tblHeader w:val="false"/>
         </w:trPr>
         <w:tc>
@@ -1325,6 +1336,7 @@
       </w:tr>
       <w:tr>
         <w:trPr>
+          <w:cantSplit/>
           <w:tblHeader w:val="false"/>
         </w:trPr>
         <w:tc>
@@ -1388,6 +1400,7 @@
       </w:tr>
       <w:tr>
         <w:trPr>
+          <w:cantSplit/>
           <w:tblHeader w:val="false"/>
         </w:trPr>
         <w:tc>
@@ -1716,6 +1729,7 @@
       </w:tblGrid>
       <w:tr>
         <w:trPr>
+          <w:cantSplit/>
           <w:tblHeader/>
         </w:trPr>
         <w:tc>
@@ -1811,6 +1825,7 @@
       </w:tr>
       <w:tr>
         <w:trPr>
+          <w:cantSplit/>
           <w:tblHeader w:val="false"/>
         </w:trPr>
         <w:tc>
@@ -1903,6 +1918,7 @@
       </w:tr>
       <w:tr>
         <w:trPr>
+          <w:cantSplit/>
           <w:tblHeader w:val="false"/>
         </w:trPr>
         <w:tc>
@@ -1995,6 +2011,7 @@
       </w:tr>
       <w:tr>
         <w:trPr>
+          <w:cantSplit/>
           <w:tblHeader w:val="false"/>
         </w:trPr>
         <w:tc>
@@ -2087,6 +2104,7 @@
       </w:tr>
       <w:tr>
         <w:trPr>
+          <w:cantSplit/>
           <w:tblHeader w:val="false"/>
         </w:trPr>
         <w:tc>
@@ -2179,6 +2197,7 @@
       </w:tr>
       <w:tr>
         <w:trPr>
+          <w:cantSplit/>
           <w:tblHeader w:val="false"/>
         </w:trPr>
         <w:tc>
@@ -2271,6 +2290,7 @@
       </w:tr>
       <w:tr>
         <w:trPr>
+          <w:cantSplit/>
           <w:tblHeader w:val="false"/>
         </w:trPr>
         <w:tc>
@@ -2363,6 +2383,7 @@
       </w:tr>
       <w:tr>
         <w:trPr>
+          <w:cantSplit/>
           <w:tblHeader w:val="false"/>
         </w:trPr>
         <w:tc>
@@ -2455,6 +2476,7 @@
       </w:tr>
       <w:tr>
         <w:trPr>
+          <w:cantSplit/>
           <w:tblHeader w:val="false"/>
         </w:trPr>
         <w:tc>
@@ -2547,6 +2569,7 @@
       </w:tr>
       <w:tr>
         <w:trPr>
+          <w:cantSplit/>
           <w:tblHeader w:val="false"/>
         </w:trPr>
         <w:tc>
@@ -2639,6 +2662,7 @@
       </w:tr>
       <w:tr>
         <w:trPr>
+          <w:cantSplit/>
           <w:tblHeader w:val="false"/>
         </w:trPr>
         <w:tc>
@@ -2731,6 +2755,7 @@
       </w:tr>
       <w:tr>
         <w:trPr>
+          <w:cantSplit/>
           <w:tblHeader w:val="false"/>
         </w:trPr>
         <w:tc>
@@ -2823,6 +2848,7 @@
       </w:tr>
       <w:tr>
         <w:trPr>
+          <w:cantSplit/>
           <w:tblHeader w:val="false"/>
         </w:trPr>
         <w:tc>
@@ -2915,6 +2941,7 @@
       </w:tr>
       <w:tr>
         <w:trPr>
+          <w:cantSplit/>
           <w:tblHeader w:val="false"/>
         </w:trPr>
         <w:tc>
@@ -3007,6 +3034,7 @@
       </w:tr>
       <w:tr>
         <w:trPr>
+          <w:cantSplit/>
           <w:tblHeader w:val="false"/>
         </w:trPr>
         <w:tc>
@@ -3099,6 +3127,7 @@
       </w:tr>
       <w:tr>
         <w:trPr>
+          <w:cantSplit/>
           <w:tblHeader w:val="false"/>
         </w:trPr>
         <w:tc>
@@ -3225,6 +3254,7 @@
       </w:tblGrid>
       <w:tr>
         <w:trPr>
+          <w:cantSplit/>
           <w:tblHeader/>
         </w:trPr>
         <w:tc>
@@ -3290,6 +3320,7 @@
       </w:tr>
       <w:tr>
         <w:trPr>
+          <w:cantSplit/>
           <w:tblHeader w:val="false"/>
         </w:trPr>
         <w:tc>
@@ -3353,6 +3384,7 @@
       </w:tr>
       <w:tr>
         <w:trPr>
+          <w:cantSplit/>
           <w:tblHeader w:val="false"/>
         </w:trPr>
         <w:tc>
@@ -3416,6 +3448,7 @@
       </w:tr>
       <w:tr>
         <w:trPr>
+          <w:cantSplit/>
           <w:tblHeader w:val="false"/>
         </w:trPr>
         <w:tc>
@@ -3479,6 +3512,7 @@
       </w:tr>
       <w:tr>
         <w:trPr>
+          <w:cantSplit/>
           <w:tblHeader w:val="false"/>
         </w:trPr>
         <w:tc>
@@ -3572,6 +3606,7 @@
       </w:tblGrid>
       <w:tr>
         <w:trPr>
+          <w:cantSplit/>
           <w:tblHeader/>
         </w:trPr>
         <w:tc>
@@ -3637,6 +3672,7 @@
       </w:tr>
       <w:tr>
         <w:trPr>
+          <w:cantSplit/>
           <w:tblHeader w:val="false"/>
         </w:trPr>
         <w:tc>
@@ -3700,6 +3736,7 @@
       </w:tr>
       <w:tr>
         <w:trPr>
+          <w:cantSplit/>
           <w:tblHeader w:val="false"/>
         </w:trPr>
         <w:tc>
@@ -3763,6 +3800,7 @@
       </w:tr>
       <w:tr>
         <w:trPr>
+          <w:cantSplit/>
           <w:tblHeader w:val="false"/>
         </w:trPr>
         <w:tc>
@@ -3826,6 +3864,7 @@
       </w:tr>
       <w:tr>
         <w:trPr>
+          <w:cantSplit/>
           <w:tblHeader w:val="false"/>
         </w:trPr>
         <w:tc>
@@ -3889,6 +3928,7 @@
       </w:tr>
       <w:tr>
         <w:trPr>
+          <w:cantSplit/>
           <w:tblHeader w:val="false"/>
         </w:trPr>
         <w:tc>
@@ -4137,6 +4177,7 @@
       </w:tblGrid>
       <w:tr>
         <w:trPr>
+          <w:cantSplit/>
           <w:tblHeader/>
         </w:trPr>
         <w:tc>
@@ -4202,6 +4243,7 @@
       </w:tr>
       <w:tr>
         <w:trPr>
+          <w:cantSplit/>
           <w:tblHeader w:val="false"/>
         </w:trPr>
         <w:tc>
@@ -4265,6 +4307,7 @@
       </w:tr>
       <w:tr>
         <w:trPr>
+          <w:cantSplit/>
           <w:tblHeader w:val="false"/>
         </w:trPr>
         <w:tc>
@@ -4328,6 +4371,7 @@
       </w:tr>
       <w:tr>
         <w:trPr>
+          <w:cantSplit/>
           <w:tblHeader w:val="false"/>
         </w:trPr>
         <w:tc>
@@ -4421,6 +4465,7 @@
       </w:tblGrid>
       <w:tr>
         <w:trPr>
+          <w:cantSplit/>
           <w:tblHeader/>
         </w:trPr>
         <w:tc>
@@ -4486,6 +4531,7 @@
       </w:tr>
       <w:tr>
         <w:trPr>
+          <w:cantSplit/>
           <w:tblHeader w:val="false"/>
         </w:trPr>
         <w:tc>
@@ -4549,6 +4595,7 @@
       </w:tr>
       <w:tr>
         <w:trPr>
+          <w:cantSplit/>
           <w:tblHeader w:val="false"/>
         </w:trPr>
         <w:tc>
@@ -4612,6 +4659,7 @@
       </w:tr>
       <w:tr>
         <w:trPr>
+          <w:cantSplit/>
           <w:tblHeader w:val="false"/>
         </w:trPr>
         <w:tc>
@@ -4675,6 +4723,7 @@
       </w:tr>
       <w:tr>
         <w:trPr>
+          <w:cantSplit/>
           <w:tblHeader w:val="false"/>
         </w:trPr>
         <w:tc>
@@ -4738,6 +4787,7 @@
       </w:tr>
       <w:tr>
         <w:trPr>
+          <w:cantSplit/>
           <w:tblHeader w:val="false"/>
         </w:trPr>
         <w:tc>
@@ -4801,6 +4851,7 @@
       </w:tr>
       <w:tr>
         <w:trPr>
+          <w:cantSplit/>
           <w:tblHeader w:val="false"/>
         </w:trPr>
         <w:tc>
@@ -4857,13 +4908,14 @@
                 <w:sz w:val="21"/>
                 <w:szCs w:val="21"/>
               </w:rPr>
-              <w:t xml:space="preserve">try–except–finally for invalid numbers, dates, MySQL errors, duplicate names, file errors and Ctrl+C.</w:t>
+              <w:t xml:space="preserve">try–except–finally for invalid numbers, dates, MySQL errors, duplicate names, file errors, Ctrl+C (KeyboardInterrupt) and end of input (EOFError).</w:t>
             </w:r>
           </w:p>
         </w:tc>
       </w:tr>
       <w:tr>
         <w:trPr>
+          <w:cantSplit/>
           <w:tblHeader w:val="false"/>
         </w:trPr>
         <w:tc>
@@ -4927,6 +4979,7 @@
       </w:tr>
       <w:tr>
         <w:trPr>
+          <w:cantSplit/>
           <w:tblHeader w:val="false"/>
         </w:trPr>
         <w:tc>
@@ -4990,6 +5043,7 @@
       </w:tr>
       <w:tr>
         <w:trPr>
+          <w:cantSplit/>
           <w:tblHeader w:val="false"/>
         </w:trPr>
         <w:tc>
@@ -5046,13 +5100,14 @@
                 <w:sz w:val="21"/>
                 <w:szCs w:val="21"/>
               </w:rPr>
-              <w:t xml:space="preserve">CREATE DATABASE, CREATE TABLE with PRIMARY KEY, FOREIGN KEY, NOT NULL and UNIQUE.</w:t>
+              <w:t xml:space="preserve">CREATE DATABASE (with CHARACTER SET utf8mb4), CREATE TABLE with PRIMARY KEY, FOREIGN KEY, NOT NULL and UNIQUE.</w:t>
             </w:r>
           </w:p>
         </w:tc>
       </w:tr>
       <w:tr>
         <w:trPr>
+          <w:cantSplit/>
           <w:tblHeader w:val="false"/>
         </w:trPr>
         <w:tc>
@@ -5116,6 +5171,7 @@
       </w:tr>
       <w:tr>
         <w:trPr>
+          <w:cantSplit/>
           <w:tblHeader w:val="false"/>
         </w:trPr>
         <w:tc>
@@ -5179,6 +5235,7 @@
       </w:tr>
       <w:tr>
         <w:trPr>
+          <w:cantSplit/>
           <w:tblHeader w:val="false"/>
         </w:trPr>
         <w:tc>
@@ -5242,6 +5299,7 @@
       </w:tr>
       <w:tr>
         <w:trPr>
+          <w:cantSplit/>
           <w:tblHeader w:val="false"/>
         </w:trPr>
         <w:tc>
@@ -5305,6 +5363,7 @@
       </w:tr>
       <w:tr>
         <w:trPr>
+          <w:cantSplit/>
           <w:tblHeader w:val="false"/>
         </w:trPr>
         <w:tc>
@@ -5403,7 +5462,23 @@
           <w:sz w:val="24"/>
           <w:szCs w:val="24"/>
         </w:rPr>
-        <w:t xml:space="preserve">. It has two related tables.</w:t>
+        <w:t xml:space="preserve">. It has two related tables. The database is created with </w:t>
+      </w:r>
+      <w:r>
+        <w:rPr>
+          <w:rFonts w:ascii="Courier New" w:cs="Courier New" w:eastAsia="Courier New" w:hAnsi="Courier New"/>
+          <w:sz w:val="22"/>
+          <w:szCs w:val="22"/>
+        </w:rPr>
+        <w:t xml:space="preserve">CHARACTER SET utf8mb4</w:t>
+      </w:r>
+      <w:r>
+        <w:rPr>
+          <w:rFonts w:ascii="Times New Roman" w:cs="Times New Roman" w:eastAsia="Times New Roman" w:hAnsi="Times New Roman"/>
+          <w:sz w:val="24"/>
+          <w:szCs w:val="24"/>
+        </w:rPr>
+        <w:t xml:space="preserve">, so that notes can contain the rupee sign (₹) and Hindi text. Older servers such as MySQL 5.7 use latin1 by default, which cannot store them.</w:t>
       </w:r>
     </w:p>
     <w:p>
@@ -5448,6 +5523,7 @@
       </w:tblGrid>
       <w:tr>
         <w:trPr>
+          <w:cantSplit/>
           <w:tblHeader/>
         </w:trPr>
         <w:tc>
@@ -5573,6 +5649,7 @@
       </w:tr>
       <w:tr>
         <w:trPr>
+          <w:cantSplit/>
           <w:tblHeader w:val="false"/>
         </w:trPr>
         <w:tc>
@@ -5694,6 +5771,7 @@
       </w:tr>
       <w:tr>
         <w:trPr>
+          <w:cantSplit/>
           <w:tblHeader w:val="false"/>
         </w:trPr>
         <w:tc>
@@ -5815,6 +5893,7 @@
       </w:tr>
       <w:tr>
         <w:trPr>
+          <w:cantSplit/>
           <w:tblHeader w:val="false"/>
         </w:trPr>
         <w:tc>
@@ -5936,6 +6015,7 @@
       </w:tr>
       <w:tr>
         <w:trPr>
+          <w:cantSplit/>
           <w:tblHeader w:val="false"/>
         </w:trPr>
         <w:tc>
@@ -6103,6 +6183,7 @@
       </w:tblGrid>
       <w:tr>
         <w:trPr>
+          <w:cantSplit/>
           <w:tblHeader/>
         </w:trPr>
         <w:tc>
@@ -6228,6 +6309,7 @@
       </w:tr>
       <w:tr>
         <w:trPr>
+          <w:cantSplit/>
           <w:tblHeader w:val="false"/>
         </w:trPr>
         <w:tc>
@@ -6349,6 +6431,7 @@
       </w:tr>
       <w:tr>
         <w:trPr>
+          <w:cantSplit/>
           <w:tblHeader w:val="false"/>
         </w:trPr>
         <w:tc>
@@ -6470,6 +6553,7 @@
       </w:tr>
       <w:tr>
         <w:trPr>
+          <w:cantSplit/>
           <w:tblHeader w:val="false"/>
         </w:trPr>
         <w:tc>
@@ -6591,6 +6675,7 @@
       </w:tr>
       <w:tr>
         <w:trPr>
+          <w:cantSplit/>
           <w:tblHeader w:val="false"/>
         </w:trPr>
         <w:tc>
@@ -6712,6 +6797,7 @@
       </w:tr>
       <w:tr>
         <w:trPr>
+          <w:cantSplit/>
           <w:tblHeader w:val="false"/>
         </w:trPr>
         <w:tc>
@@ -6833,6 +6919,7 @@
       </w:tr>
       <w:tr>
         <w:trPr>
+          <w:cantSplit/>
           <w:tblHeader w:val="false"/>
         </w:trPr>
         <w:tc>
@@ -7076,6 +7163,7 @@
       </w:tblGrid>
       <w:tr>
         <w:trPr>
+          <w:cantSplit/>
           <w:tblHeader/>
         </w:trPr>
         <w:tc>
@@ -7201,6 +7289,7 @@
       </w:tr>
       <w:tr>
         <w:trPr>
+          <w:cantSplit/>
           <w:tblHeader w:val="false"/>
         </w:trPr>
         <w:tc>
@@ -7322,6 +7411,7 @@
       </w:tr>
       <w:tr>
         <w:trPr>
+          <w:cantSplit/>
           <w:tblHeader w:val="false"/>
         </w:trPr>
         <w:tc>
@@ -7443,6 +7533,7 @@
       </w:tr>
       <w:tr>
         <w:trPr>
+          <w:cantSplit/>
           <w:tblHeader w:val="false"/>
         </w:trPr>
         <w:tc>
@@ -7564,6 +7655,7 @@
       </w:tr>
       <w:tr>
         <w:trPr>
+          <w:cantSplit/>
           <w:tblHeader w:val="false"/>
         </w:trPr>
         <w:tc>
@@ -7685,6 +7777,7 @@
       </w:tr>
       <w:tr>
         <w:trPr>
+          <w:cantSplit/>
           <w:tblHeader w:val="false"/>
         </w:trPr>
         <w:tc>
@@ -7806,6 +7899,7 @@
       </w:tr>
       <w:tr>
         <w:trPr>
+          <w:cantSplit/>
           <w:tblHeader w:val="false"/>
         </w:trPr>
         <w:tc>
@@ -8093,6 +8187,7 @@
       </w:tblGrid>
       <w:tr>
         <w:trPr>
+          <w:cantSplit/>
           <w:tblHeader/>
         </w:trPr>
         <w:tc>
@@ -8158,6 +8253,7 @@
       </w:tr>
       <w:tr>
         <w:trPr>
+          <w:cantSplit/>
           <w:tblHeader w:val="false"/>
         </w:trPr>
         <w:tc>
@@ -8221,6 +8317,7 @@
       </w:tr>
       <w:tr>
         <w:trPr>
+          <w:cantSplit/>
           <w:tblHeader w:val="false"/>
         </w:trPr>
         <w:tc>
@@ -8284,6 +8381,7 @@
       </w:tr>
       <w:tr>
         <w:trPr>
+          <w:cantSplit/>
           <w:tblHeader w:val="false"/>
         </w:trPr>
         <w:tc>
@@ -8347,6 +8445,7 @@
       </w:tr>
       <w:tr>
         <w:trPr>
+          <w:cantSplit/>
           <w:tblHeader w:val="false"/>
         </w:trPr>
         <w:tc>
@@ -8410,6 +8509,7 @@
       </w:tr>
       <w:tr>
         <w:trPr>
+          <w:cantSplit/>
           <w:tblHeader w:val="false"/>
         </w:trPr>
         <w:tc>
@@ -8466,13 +8566,14 @@
                 <w:sz w:val="21"/>
                 <w:szCs w:val="21"/>
               </w:rPr>
-              <w:t xml:space="preserve">Repeats the question until a number greater than zero is entered.</w:t>
+              <w:t xml:space="preserve">Repeats the question until a number greater than zero is entered (used for quantities and emission factors).</w:t>
             </w:r>
           </w:p>
         </w:tc>
       </w:tr>
       <w:tr>
         <w:trPr>
+          <w:cantSplit/>
           <w:tblHeader w:val="false"/>
         </w:trPr>
         <w:tc>
@@ -8529,13 +8630,14 @@
                 <w:sz w:val="21"/>
                 <w:szCs w:val="21"/>
               </w:rPr>
-              <w:t xml:space="preserve">Returns the date in YYYY-MM-DD form, or None if it is invalid.</w:t>
+              <w:t xml:space="preserve">Returns the date in YYYY-MM-DD form, or None if it is impossible, before the year 2000 or after today.</w:t>
             </w:r>
           </w:p>
         </w:tc>
       </w:tr>
       <w:tr>
         <w:trPr>
+          <w:cantSplit/>
           <w:tblHeader w:val="false"/>
         </w:trPr>
         <w:tc>
@@ -8592,13 +8694,14 @@
                 <w:sz w:val="21"/>
                 <w:szCs w:val="21"/>
               </w:rPr>
-              <w:t xml:space="preserve">Asks for a valid date; Enter gives today's date.</w:t>
+              <w:t xml:space="preserve">Asks for a valid date from 2000 up to today; Enter gives today's date.</w:t>
             </w:r>
           </w:p>
         </w:tc>
       </w:tr>
       <w:tr>
         <w:trPr>
+          <w:cantSplit/>
           <w:tblHeader w:val="false"/>
         </w:trPr>
         <w:tc>
@@ -8662,6 +8765,7 @@
       </w:tr>
       <w:tr>
         <w:trPr>
+          <w:cantSplit/>
           <w:tblHeader w:val="false"/>
         </w:trPr>
         <w:tc>
@@ -8725,6 +8829,7 @@
       </w:tr>
       <w:tr>
         <w:trPr>
+          <w:cantSplit/>
           <w:tblHeader w:val="false"/>
         </w:trPr>
         <w:tc>
@@ -8788,6 +8893,7 @@
       </w:tr>
       <w:tr>
         <w:trPr>
+          <w:cantSplit/>
           <w:tblHeader w:val="false"/>
         </w:trPr>
         <w:tc>
@@ -8851,6 +8957,7 @@
       </w:tr>
       <w:tr>
         <w:trPr>
+          <w:cantSplit/>
           <w:tblHeader w:val="false"/>
         </w:trPr>
         <w:tc>
@@ -8914,6 +9021,7 @@
       </w:tr>
       <w:tr>
         <w:trPr>
+          <w:cantSplit/>
           <w:tblHeader w:val="false"/>
         </w:trPr>
         <w:tc>
@@ -8977,6 +9085,7 @@
       </w:tr>
       <w:tr>
         <w:trPr>
+          <w:cantSplit/>
           <w:tblHeader w:val="false"/>
         </w:trPr>
         <w:tc>
@@ -9040,6 +9149,7 @@
       </w:tr>
       <w:tr>
         <w:trPr>
+          <w:cantSplit/>
           <w:tblHeader w:val="false"/>
         </w:trPr>
         <w:tc>
@@ -9103,6 +9213,7 @@
       </w:tr>
       <w:tr>
         <w:trPr>
+          <w:cantSplit/>
           <w:tblHeader w:val="false"/>
         </w:trPr>
         <w:tc>
@@ -9166,6 +9277,7 @@
       </w:tr>
       <w:tr>
         <w:trPr>
+          <w:cantSplit/>
           <w:tblHeader w:val="false"/>
         </w:trPr>
         <w:tc>
@@ -9229,6 +9341,7 @@
       </w:tr>
       <w:tr>
         <w:trPr>
+          <w:cantSplit/>
           <w:tblHeader w:val="false"/>
         </w:trPr>
         <w:tc>
@@ -9292,6 +9405,7 @@
       </w:tr>
       <w:tr>
         <w:trPr>
+          <w:cantSplit/>
           <w:tblHeader w:val="false"/>
         </w:trPr>
         <w:tc>
@@ -9355,6 +9469,7 @@
       </w:tr>
       <w:tr>
         <w:trPr>
+          <w:cantSplit/>
           <w:tblHeader w:val="false"/>
         </w:trPr>
         <w:tc>
@@ -9418,6 +9533,7 @@
       </w:tr>
       <w:tr>
         <w:trPr>
+          <w:cantSplit/>
           <w:tblHeader w:val="false"/>
         </w:trPr>
         <w:tc>
@@ -9481,6 +9597,7 @@
       </w:tr>
       <w:tr>
         <w:trPr>
+          <w:cantSplit/>
           <w:tblHeader w:val="false"/>
         </w:trPr>
         <w:tc>
@@ -9544,6 +9661,7 @@
       </w:tr>
       <w:tr>
         <w:trPr>
+          <w:cantSplit/>
           <w:tblHeader w:val="false"/>
         </w:trPr>
         <w:tc>
@@ -9607,6 +9725,7 @@
       </w:tr>
       <w:tr>
         <w:trPr>
+          <w:cantSplit/>
           <w:tblHeader w:val="false"/>
         </w:trPr>
         <w:tc>
@@ -9670,6 +9789,7 @@
       </w:tr>
       <w:tr>
         <w:trPr>
+          <w:cantSplit/>
           <w:tblHeader w:val="false"/>
         </w:trPr>
         <w:tc>
@@ -9733,6 +9853,7 @@
       </w:tr>
       <w:tr>
         <w:trPr>
+          <w:cantSplit/>
           <w:tblHeader w:val="false"/>
         </w:trPr>
         <w:tc>
@@ -9796,6 +9917,7 @@
       </w:tr>
       <w:tr>
         <w:trPr>
+          <w:cantSplit/>
           <w:tblHeader w:val="false"/>
         </w:trPr>
         <w:tc>
@@ -9859,6 +9981,7 @@
       </w:tr>
       <w:tr>
         <w:trPr>
+          <w:cantSplit/>
           <w:tblHeader w:val="false"/>
         </w:trPr>
         <w:tc>
@@ -9922,6 +10045,7 @@
       </w:tr>
       <w:tr>
         <w:trPr>
+          <w:cantSplit/>
           <w:tblHeader w:val="false"/>
         </w:trPr>
         <w:tc>
@@ -9985,6 +10109,7 @@
       </w:tr>
       <w:tr>
         <w:trPr>
+          <w:cantSplit/>
           <w:tblHeader w:val="false"/>
         </w:trPr>
         <w:tc>
@@ -10048,6 +10173,7 @@
       </w:tr>
       <w:tr>
         <w:trPr>
+          <w:cantSplit/>
           <w:tblHeader w:val="false"/>
         </w:trPr>
         <w:tc>
@@ -10111,6 +10237,7 @@
       </w:tr>
       <w:tr>
         <w:trPr>
+          <w:cantSplit/>
           <w:tblHeader w:val="false"/>
         </w:trPr>
         <w:tc>
@@ -10174,6 +10301,7 @@
       </w:tr>
       <w:tr>
         <w:trPr>
+          <w:cantSplit/>
           <w:tblHeader w:val="false"/>
         </w:trPr>
         <w:tc>
@@ -10237,6 +10365,7 @@
       </w:tr>
       <w:tr>
         <w:trPr>
+          <w:cantSplit/>
           <w:tblHeader w:val="false"/>
         </w:trPr>
         <w:tc>
@@ -10300,6 +10429,7 @@
       </w:tr>
       <w:tr>
         <w:trPr>
+          <w:cantSplit/>
           <w:tblHeader w:val="false"/>
         </w:trPr>
         <w:tc>
@@ -10363,6 +10493,7 @@
       </w:tr>
       <w:tr>
         <w:trPr>
+          <w:cantSplit/>
           <w:tblHeader w:val="false"/>
         </w:trPr>
         <w:tc>
@@ -10426,6 +10557,7 @@
       </w:tr>
       <w:tr>
         <w:trPr>
+          <w:cantSplit/>
           <w:tblHeader w:val="false"/>
         </w:trPr>
         <w:tc>
@@ -10489,6 +10621,7 @@
       </w:tr>
       <w:tr>
         <w:trPr>
+          <w:cantSplit/>
           <w:tblHeader w:val="false"/>
         </w:trPr>
         <w:tc>
@@ -10669,7 +10802,20 @@
           <w:sz w:val="16"/>
           <w:szCs w:val="16"/>
         </w:rPr>
-        <w:t xml:space="preserve">CREATE DATABASE IF NOT EXISTS carbon_logger;</w:t>
+        <w:t xml:space="preserve">-- utf8mb4 lets notes contain symbols such as the rupee sign and Hindi text</w:t>
+      </w:r>
+    </w:p>
+    <w:p>
+      <w:pPr>
+        <w:spacing w:after="0" w:line="228"/>
+      </w:pPr>
+      <w:r>
+        <w:rPr>
+          <w:rFonts w:ascii="Courier New" w:cs="Courier New" w:eastAsia="Courier New" w:hAnsi="Courier New"/>
+          <w:sz w:val="16"/>
+          <w:szCs w:val="16"/>
+        </w:rPr>
+        <w:t xml:space="preserve">CREATE DATABASE IF NOT EXISTS carbon_logger CHARACTER SET utf8mb4;</w:t>
       </w:r>
     </w:p>
     <w:p>
@@ -12203,7 +12349,20 @@
           <w:sz w:val="16"/>
           <w:szCs w:val="16"/>
         </w:rPr>
-        <w:t xml:space="preserve">    cursor.execute("CREATE DATABASE IF NOT EXISTS " + DB_NAME)</w:t>
+        <w:t xml:space="preserve">    # utf8mb4 lets notes contain symbols such as the rupee sign and Hindi text</w:t>
+      </w:r>
+    </w:p>
+    <w:p>
+      <w:pPr>
+        <w:spacing w:after="0" w:line="228"/>
+      </w:pPr>
+      <w:r>
+        <w:rPr>
+          <w:rFonts w:ascii="Courier New" w:cs="Courier New" w:eastAsia="Courier New" w:hAnsi="Courier New"/>
+          <w:sz w:val="16"/>
+          <w:szCs w:val="16"/>
+        </w:rPr>
+        <w:t xml:space="preserve">    cursor.execute("CREATE DATABASE IF NOT EXISTS " + DB_NAME + " CHARACTER SET utf8mb4")</w:t>
       </w:r>
     </w:p>
     <w:p>
@@ -13009,7 +13168,7 @@
           <w:sz w:val="16"/>
           <w:szCs w:val="16"/>
         </w:rPr>
-        <w:t xml:space="preserve">                print("Quantity must be greater than zero.")</w:t>
+        <w:t xml:space="preserve">                print("The value must be greater than zero.")</w:t>
       </w:r>
     </w:p>
     <w:p>
@@ -13100,7 +13259,20 @@
           <w:sz w:val="16"/>
           <w:szCs w:val="16"/>
         </w:rPr>
-        <w:t xml:space="preserve"># Return the date as 'YYYY-MM-DD' if it is valid, otherwise None</w:t>
+        <w:t xml:space="preserve"># Return the date as 'YYYY-MM-DD' if it is valid, otherwise None.</w:t>
+      </w:r>
+    </w:p>
+    <w:p>
+      <w:pPr>
+        <w:spacing w:after="0" w:line="228"/>
+      </w:pPr>
+      <w:r>
+        <w:rPr>
+          <w:rFonts w:ascii="Courier New" w:cs="Courier New" w:eastAsia="Courier New" w:hAnsi="Courier New"/>
+          <w:sz w:val="16"/>
+          <w:szCs w:val="16"/>
+        </w:rPr>
+        <w:t xml:space="preserve"># Only dates from the year 2000 up to today are accepted.</w:t>
       </w:r>
     </w:p>
     <w:p>
@@ -13139,20 +13311,7 @@
           <w:sz w:val="16"/>
           <w:szCs w:val="16"/>
         </w:rPr>
-        <w:t xml:space="preserve">        date_value = datetime.datetime.strptime(date_text, "%Y-%m-%d")</w:t>
-      </w:r>
-    </w:p>
-    <w:p>
-      <w:pPr>
-        <w:spacing w:after="0" w:line="228"/>
-      </w:pPr>
-      <w:r>
-        <w:rPr>
-          <w:rFonts w:ascii="Courier New" w:cs="Courier New" w:eastAsia="Courier New" w:hAnsi="Courier New"/>
-          <w:sz w:val="16"/>
-          <w:szCs w:val="16"/>
-        </w:rPr>
-        <w:t xml:space="preserve">        return date_value.strftime("%Y-%m-%d")</w:t>
+        <w:t xml:space="preserve">        date_value = datetime.datetime.strptime(date_text, "%Y-%m-%d").date()</w:t>
       </w:r>
     </w:p>
     <w:p>
@@ -13191,6 +13350,45 @@
           <w:sz w:val="16"/>
           <w:szCs w:val="16"/>
         </w:rPr>
+        <w:t xml:space="preserve">    if date_value.year &lt; 2000 or date_value &gt; datetime.date.today():</w:t>
+      </w:r>
+    </w:p>
+    <w:p>
+      <w:pPr>
+        <w:spacing w:after="0" w:line="228"/>
+      </w:pPr>
+      <w:r>
+        <w:rPr>
+          <w:rFonts w:ascii="Courier New" w:cs="Courier New" w:eastAsia="Courier New" w:hAnsi="Courier New"/>
+          <w:sz w:val="16"/>
+          <w:szCs w:val="16"/>
+        </w:rPr>
+        <w:t xml:space="preserve">        return None</w:t>
+      </w:r>
+    </w:p>
+    <w:p>
+      <w:pPr>
+        <w:spacing w:after="0" w:line="228"/>
+      </w:pPr>
+      <w:r>
+        <w:rPr>
+          <w:rFonts w:ascii="Courier New" w:cs="Courier New" w:eastAsia="Courier New" w:hAnsi="Courier New"/>
+          <w:sz w:val="16"/>
+          <w:szCs w:val="16"/>
+        </w:rPr>
+        <w:t xml:space="preserve">    return str(date_value)</w:t>
+      </w:r>
+    </w:p>
+    <w:p>
+      <w:pPr>
+        <w:spacing w:after="0" w:line="228"/>
+      </w:pPr>
+      <w:r>
+        <w:rPr>
+          <w:rFonts w:ascii="Courier New" w:cs="Courier New" w:eastAsia="Courier New" w:hAnsi="Courier New"/>
+          <w:sz w:val="16"/>
+          <w:szCs w:val="16"/>
+        </w:rPr>
         <w:t xml:space="preserve"> </w:t>
       </w:r>
     </w:p>
@@ -13321,7 +13519,7 @@
           <w:sz w:val="16"/>
           <w:szCs w:val="16"/>
         </w:rPr>
-        <w:t xml:space="preserve">            print("Invalid date! Example of a correct date: 2026-08-15")</w:t>
+        <w:t xml:space="preserve">            print("Invalid date! Use YYYY-MM-DD, from the year 2000 up to today.")</w:t>
       </w:r>
     </w:p>
     <w:p>
@@ -20237,7 +20435,7 @@
           <w:sz w:val="16"/>
           <w:szCs w:val="16"/>
         </w:rPr>
-        <w:t xml:space="preserve">    print("* Dates are entered as YYYY-MM-DD. Press Enter to use today's date.")</w:t>
+        <w:t xml:space="preserve">    print("* Dates are entered as YYYY-MM-DD, from 2000 up to today. Press Enter for today.")</w:t>
       </w:r>
     </w:p>
     <w:p>
@@ -21095,7 +21293,7 @@
           <w:sz w:val="16"/>
           <w:szCs w:val="16"/>
         </w:rPr>
-        <w:t xml:space="preserve">    except KeyboardInterrupt:</w:t>
+        <w:t xml:space="preserve">    except (KeyboardInterrupt, EOFError):</w:t>
       </w:r>
     </w:p>
     <w:p>
@@ -22305,7 +22503,7 @@
       <w:r>
         <w:drawing>
           <wp:inline distT="0" distB="0" distL="0" distR="0">
-            <wp:extent cx="4695825" cy="5934075"/>
+            <wp:extent cx="4695825" cy="6162675"/>
             <wp:effectExtent t="0" r="0" b="0" l="0"/>
             <wp:docPr id="1" name="15_errors" descr="Error handling: invalid menu choice, category ID, date, quantity and record ID" title="Error handling: invalid menu choice, category ID, date, quantity and record ID"/>
             <wp:cNvGraphicFramePr>
@@ -22330,7 +22528,7 @@
                   <pic:spPr bwMode="auto">
                     <a:xfrm>
                       <a:off x="0" y="0"/>
-                      <a:ext cx="4695825" cy="5934075"/>
+                      <a:ext cx="4695825" cy="6162675"/>
                     </a:xfrm>
                     <a:prstGeom prst="rect">
                       <a:avLst/>
@@ -22402,6 +22600,7 @@
       </w:tblGrid>
       <w:tr>
         <w:trPr>
+          <w:cantSplit/>
           <w:tblHeader/>
         </w:trPr>
         <w:tc>
@@ -22527,6 +22726,7 @@
       </w:tr>
       <w:tr>
         <w:trPr>
+          <w:cantSplit/>
           <w:tblHeader w:val="false"/>
         </w:trPr>
         <w:tc>
@@ -22648,6 +22848,7 @@
       </w:tr>
       <w:tr>
         <w:trPr>
+          <w:cantSplit/>
           <w:tblHeader w:val="false"/>
         </w:trPr>
         <w:tc>
@@ -22769,6 +22970,7 @@
       </w:tr>
       <w:tr>
         <w:trPr>
+          <w:cantSplit/>
           <w:tblHeader w:val="false"/>
         </w:trPr>
         <w:tc>
@@ -22890,6 +23092,7 @@
       </w:tr>
       <w:tr>
         <w:trPr>
+          <w:cantSplit/>
           <w:tblHeader w:val="false"/>
         </w:trPr>
         <w:tc>
@@ -23011,6 +23214,7 @@
       </w:tr>
       <w:tr>
         <w:trPr>
+          <w:cantSplit/>
           <w:tblHeader w:val="false"/>
         </w:trPr>
         <w:tc>
@@ -23125,13 +23329,14 @@
                 <w:sz w:val="21"/>
                 <w:szCs w:val="21"/>
               </w:rPr>
-              <w:t xml:space="preserve">"Quantity must be greater than zero"</w:t>
+              <w:t xml:space="preserve">"The value must be greater than zero"</w:t>
             </w:r>
           </w:p>
         </w:tc>
       </w:tr>
       <w:tr>
         <w:trPr>
+          <w:cantSplit/>
           <w:tblHeader w:val="false"/>
         </w:trPr>
         <w:tc>
@@ -23253,6 +23458,7 @@
       </w:tr>
       <w:tr>
         <w:trPr>
+          <w:cantSplit/>
           <w:tblHeader w:val="false"/>
         </w:trPr>
         <w:tc>
@@ -23374,6 +23580,7 @@
       </w:tr>
       <w:tr>
         <w:trPr>
+          <w:cantSplit/>
           <w:tblHeader w:val="false"/>
         </w:trPr>
         <w:tc>
@@ -23495,6 +23702,7 @@
       </w:tr>
       <w:tr>
         <w:trPr>
+          <w:cantSplit/>
           <w:tblHeader w:val="false"/>
         </w:trPr>
         <w:tc>
@@ -23616,6 +23824,7 @@
       </w:tr>
       <w:tr>
         <w:trPr>
+          <w:cantSplit/>
           <w:tblHeader w:val="false"/>
         </w:trPr>
         <w:tc>
@@ -23737,6 +23946,7 @@
       </w:tr>
       <w:tr>
         <w:trPr>
+          <w:cantSplit/>
           <w:tblHeader w:val="false"/>
         </w:trPr>
         <w:tc>
@@ -23858,6 +24068,7 @@
       </w:tr>
       <w:tr>
         <w:trPr>
+          <w:cantSplit/>
           <w:tblHeader w:val="false"/>
         </w:trPr>
         <w:tc>
@@ -23979,6 +24190,7 @@
       </w:tr>
       <w:tr>
         <w:trPr>
+          <w:cantSplit/>
           <w:tblHeader w:val="false"/>
         </w:trPr>
         <w:tc>
@@ -24100,6 +24312,7 @@
       </w:tr>
       <w:tr>
         <w:trPr>
+          <w:cantSplit/>
           <w:tblHeader w:val="false"/>
         </w:trPr>
         <w:tc>
@@ -24221,6 +24434,7 @@
       </w:tr>
       <w:tr>
         <w:trPr>
+          <w:cantSplit/>
           <w:tblHeader w:val="false"/>
         </w:trPr>
         <w:tc>
@@ -24342,6 +24556,7 @@
       </w:tr>
       <w:tr>
         <w:trPr>
+          <w:cantSplit/>
           <w:tblHeader w:val="false"/>
         </w:trPr>
         <w:tc>
@@ -24463,6 +24678,7 @@
       </w:tr>
       <w:tr>
         <w:trPr>
+          <w:cantSplit/>
           <w:tblHeader w:val="false"/>
         </w:trPr>
         <w:tc>
@@ -24584,6 +24800,7 @@
       </w:tr>
       <w:tr>
         <w:trPr>
+          <w:cantSplit/>
           <w:tblHeader w:val="false"/>
         </w:trPr>
         <w:tc>
@@ -24705,6 +24922,7 @@
       </w:tr>
       <w:tr>
         <w:trPr>
+          <w:cantSplit/>
           <w:tblHeader w:val="false"/>
         </w:trPr>
         <w:tc>
@@ -24826,6 +25044,7 @@
       </w:tr>
       <w:tr>
         <w:trPr>
+          <w:cantSplit/>
           <w:tblHeader w:val="false"/>
         </w:trPr>
         <w:tc>
@@ -24947,6 +25166,7 @@
       </w:tr>
       <w:tr>
         <w:trPr>
+          <w:cantSplit/>
           <w:tblHeader w:val="false"/>
         </w:trPr>
         <w:tc>
@@ -25062,6 +25282,494 @@
                 <w:szCs w:val="21"/>
               </w:rPr>
               <w:t xml:space="preserve">"Nothing to undo"</w:t>
+            </w:r>
+          </w:p>
+        </w:tc>
+      </w:tr>
+      <w:tr>
+        <w:trPr>
+          <w:cantSplit/>
+          <w:tblHeader w:val="false"/>
+        </w:trPr>
+        <w:tc>
+          <w:tcPr>
+            <w:tcW w:type="dxa" w:w="600"/>
+            <w:tcBorders>
+              <w:top w:val="single" w:color="808080" w:sz="4"/>
+              <w:left w:val="single" w:color="808080" w:sz="4"/>
+              <w:bottom w:val="single" w:color="808080" w:sz="4"/>
+              <w:right w:val="single" w:color="808080" w:sz="4"/>
+            </w:tcBorders>
+            <w:tcMar>
+              <w:top w:type="dxa" w:w="60"/>
+              <w:left w:type="dxa" w:w="100"/>
+              <w:bottom w:type="dxa" w:w="60"/>
+              <w:right w:type="dxa" w:w="100"/>
+            </w:tcMar>
+          </w:tcPr>
+          <w:p>
+            <w:r>
+              <w:rPr>
+                <w:rFonts w:ascii="Times New Roman" w:cs="Times New Roman" w:eastAsia="Times New Roman" w:hAnsi="Times New Roman"/>
+                <w:b w:val="false"/>
+                <w:bCs w:val="false"/>
+                <w:sz w:val="21"/>
+                <w:szCs w:val="21"/>
+              </w:rPr>
+              <w:t xml:space="preserve">22</w:t>
+            </w:r>
+          </w:p>
+        </w:tc>
+        <w:tc>
+          <w:tcPr>
+            <w:tcW w:type="dxa" w:w="3000"/>
+            <w:tcBorders>
+              <w:top w:val="single" w:color="808080" w:sz="4"/>
+              <w:left w:val="single" w:color="808080" w:sz="4"/>
+              <w:bottom w:val="single" w:color="808080" w:sz="4"/>
+              <w:right w:val="single" w:color="808080" w:sz="4"/>
+            </w:tcBorders>
+            <w:tcMar>
+              <w:top w:type="dxa" w:w="60"/>
+              <w:left w:type="dxa" w:w="100"/>
+              <w:bottom w:type="dxa" w:w="60"/>
+              <w:right w:type="dxa" w:w="100"/>
+            </w:tcMar>
+          </w:tcPr>
+          <w:p>
+            <w:r>
+              <w:rPr>
+                <w:rFonts w:ascii="Times New Roman" w:cs="Times New Roman" w:eastAsia="Times New Roman" w:hAnsi="Times New Roman"/>
+                <w:b w:val="false"/>
+                <w:bCs w:val="false"/>
+                <w:sz w:val="21"/>
+                <w:szCs w:val="21"/>
+              </w:rPr>
+              <w:t xml:space="preserve">Future date</w:t>
+            </w:r>
+          </w:p>
+        </w:tc>
+        <w:tc>
+          <w:tcPr>
+            <w:tcW w:type="dxa" w:w="3200"/>
+            <w:tcBorders>
+              <w:top w:val="single" w:color="808080" w:sz="4"/>
+              <w:left w:val="single" w:color="808080" w:sz="4"/>
+              <w:bottom w:val="single" w:color="808080" w:sz="4"/>
+              <w:right w:val="single" w:color="808080" w:sz="4"/>
+            </w:tcBorders>
+            <w:tcMar>
+              <w:top w:type="dxa" w:w="60"/>
+              <w:left w:type="dxa" w:w="100"/>
+              <w:bottom w:type="dxa" w:w="60"/>
+              <w:right w:type="dxa" w:w="100"/>
+            </w:tcMar>
+          </w:tcPr>
+          <w:p>
+            <w:r>
+              <w:rPr>
+                <w:rFonts w:ascii="Times New Roman" w:cs="Times New Roman" w:eastAsia="Times New Roman" w:hAnsi="Times New Roman"/>
+                <w:b w:val="false"/>
+                <w:bCs w:val="false"/>
+                <w:sz w:val="21"/>
+                <w:szCs w:val="21"/>
+              </w:rPr>
+              <w:t xml:space="preserve">Tomorrow's date</w:t>
+            </w:r>
+          </w:p>
+        </w:tc>
+        <w:tc>
+          <w:tcPr>
+            <w:tcW w:type="dxa" w:w="2838"/>
+            <w:tcBorders>
+              <w:top w:val="single" w:color="808080" w:sz="4"/>
+              <w:left w:val="single" w:color="808080" w:sz="4"/>
+              <w:bottom w:val="single" w:color="808080" w:sz="4"/>
+              <w:right w:val="single" w:color="808080" w:sz="4"/>
+            </w:tcBorders>
+            <w:tcMar>
+              <w:top w:type="dxa" w:w="60"/>
+              <w:left w:type="dxa" w:w="100"/>
+              <w:bottom w:type="dxa" w:w="60"/>
+              <w:right w:type="dxa" w:w="100"/>
+            </w:tcMar>
+          </w:tcPr>
+          <w:p>
+            <w:r>
+              <w:rPr>
+                <w:rFonts w:ascii="Times New Roman" w:cs="Times New Roman" w:eastAsia="Times New Roman" w:hAnsi="Times New Roman"/>
+                <w:b w:val="false"/>
+                <w:bCs w:val="false"/>
+                <w:sz w:val="21"/>
+                <w:szCs w:val="21"/>
+              </w:rPr>
+              <w:t xml:space="preserve">"Invalid date", asks again</w:t>
+            </w:r>
+          </w:p>
+        </w:tc>
+      </w:tr>
+      <w:tr>
+        <w:trPr>
+          <w:cantSplit/>
+          <w:tblHeader w:val="false"/>
+        </w:trPr>
+        <w:tc>
+          <w:tcPr>
+            <w:tcW w:type="dxa" w:w="600"/>
+            <w:tcBorders>
+              <w:top w:val="single" w:color="808080" w:sz="4"/>
+              <w:left w:val="single" w:color="808080" w:sz="4"/>
+              <w:bottom w:val="single" w:color="808080" w:sz="4"/>
+              <w:right w:val="single" w:color="808080" w:sz="4"/>
+            </w:tcBorders>
+            <w:tcMar>
+              <w:top w:type="dxa" w:w="60"/>
+              <w:left w:type="dxa" w:w="100"/>
+              <w:bottom w:type="dxa" w:w="60"/>
+              <w:right w:type="dxa" w:w="100"/>
+            </w:tcMar>
+          </w:tcPr>
+          <w:p>
+            <w:r>
+              <w:rPr>
+                <w:rFonts w:ascii="Times New Roman" w:cs="Times New Roman" w:eastAsia="Times New Roman" w:hAnsi="Times New Roman"/>
+                <w:b w:val="false"/>
+                <w:bCs w:val="false"/>
+                <w:sz w:val="21"/>
+                <w:szCs w:val="21"/>
+              </w:rPr>
+              <w:t xml:space="preserve">23</w:t>
+            </w:r>
+          </w:p>
+        </w:tc>
+        <w:tc>
+          <w:tcPr>
+            <w:tcW w:type="dxa" w:w="3000"/>
+            <w:tcBorders>
+              <w:top w:val="single" w:color="808080" w:sz="4"/>
+              <w:left w:val="single" w:color="808080" w:sz="4"/>
+              <w:bottom w:val="single" w:color="808080" w:sz="4"/>
+              <w:right w:val="single" w:color="808080" w:sz="4"/>
+            </w:tcBorders>
+            <w:tcMar>
+              <w:top w:type="dxa" w:w="60"/>
+              <w:left w:type="dxa" w:w="100"/>
+              <w:bottom w:type="dxa" w:w="60"/>
+              <w:right w:type="dxa" w:w="100"/>
+            </w:tcMar>
+          </w:tcPr>
+          <w:p>
+            <w:r>
+              <w:rPr>
+                <w:rFonts w:ascii="Times New Roman" w:cs="Times New Roman" w:eastAsia="Times New Roman" w:hAnsi="Times New Roman"/>
+                <w:b w:val="false"/>
+                <w:bCs w:val="false"/>
+                <w:sz w:val="21"/>
+                <w:szCs w:val="21"/>
+              </w:rPr>
+              <w:t xml:space="preserve">Year before 2000 or typing mistake</w:t>
+            </w:r>
+          </w:p>
+        </w:tc>
+        <w:tc>
+          <w:tcPr>
+            <w:tcW w:type="dxa" w:w="3200"/>
+            <w:tcBorders>
+              <w:top w:val="single" w:color="808080" w:sz="4"/>
+              <w:left w:val="single" w:color="808080" w:sz="4"/>
+              <w:bottom w:val="single" w:color="808080" w:sz="4"/>
+              <w:right w:val="single" w:color="808080" w:sz="4"/>
+            </w:tcBorders>
+            <w:tcMar>
+              <w:top w:type="dxa" w:w="60"/>
+              <w:left w:type="dxa" w:w="100"/>
+              <w:bottom w:type="dxa" w:w="60"/>
+              <w:right w:type="dxa" w:w="100"/>
+            </w:tcMar>
+          </w:tcPr>
+          <w:p>
+            <w:r>
+              <w:rPr>
+                <w:rFonts w:ascii="Times New Roman" w:cs="Times New Roman" w:eastAsia="Times New Roman" w:hAnsi="Times New Roman"/>
+                <w:b w:val="false"/>
+                <w:bCs w:val="false"/>
+                <w:sz w:val="21"/>
+                <w:szCs w:val="21"/>
+              </w:rPr>
+              <w:t xml:space="preserve">1999-12-31, 0026-09-15</w:t>
+            </w:r>
+          </w:p>
+        </w:tc>
+        <w:tc>
+          <w:tcPr>
+            <w:tcW w:type="dxa" w:w="2838"/>
+            <w:tcBorders>
+              <w:top w:val="single" w:color="808080" w:sz="4"/>
+              <w:left w:val="single" w:color="808080" w:sz="4"/>
+              <w:bottom w:val="single" w:color="808080" w:sz="4"/>
+              <w:right w:val="single" w:color="808080" w:sz="4"/>
+            </w:tcBorders>
+            <w:tcMar>
+              <w:top w:type="dxa" w:w="60"/>
+              <w:left w:type="dxa" w:w="100"/>
+              <w:bottom w:type="dxa" w:w="60"/>
+              <w:right w:type="dxa" w:w="100"/>
+            </w:tcMar>
+          </w:tcPr>
+          <w:p>
+            <w:r>
+              <w:rPr>
+                <w:rFonts w:ascii="Times New Roman" w:cs="Times New Roman" w:eastAsia="Times New Roman" w:hAnsi="Times New Roman"/>
+                <w:b w:val="false"/>
+                <w:bCs w:val="false"/>
+                <w:sz w:val="21"/>
+                <w:szCs w:val="21"/>
+              </w:rPr>
+              <w:t xml:space="preserve">"Invalid date", asks again</w:t>
+            </w:r>
+          </w:p>
+        </w:tc>
+      </w:tr>
+      <w:tr>
+        <w:trPr>
+          <w:cantSplit/>
+          <w:tblHeader w:val="false"/>
+        </w:trPr>
+        <w:tc>
+          <w:tcPr>
+            <w:tcW w:type="dxa" w:w="600"/>
+            <w:tcBorders>
+              <w:top w:val="single" w:color="808080" w:sz="4"/>
+              <w:left w:val="single" w:color="808080" w:sz="4"/>
+              <w:bottom w:val="single" w:color="808080" w:sz="4"/>
+              <w:right w:val="single" w:color="808080" w:sz="4"/>
+            </w:tcBorders>
+            <w:tcMar>
+              <w:top w:type="dxa" w:w="60"/>
+              <w:left w:type="dxa" w:w="100"/>
+              <w:bottom w:type="dxa" w:w="60"/>
+              <w:right w:type="dxa" w:w="100"/>
+            </w:tcMar>
+          </w:tcPr>
+          <w:p>
+            <w:r>
+              <w:rPr>
+                <w:rFonts w:ascii="Times New Roman" w:cs="Times New Roman" w:eastAsia="Times New Roman" w:hAnsi="Times New Roman"/>
+                <w:b w:val="false"/>
+                <w:bCs w:val="false"/>
+                <w:sz w:val="21"/>
+                <w:szCs w:val="21"/>
+              </w:rPr>
+              <w:t xml:space="preserve">24</w:t>
+            </w:r>
+          </w:p>
+        </w:tc>
+        <w:tc>
+          <w:tcPr>
+            <w:tcW w:type="dxa" w:w="3000"/>
+            <w:tcBorders>
+              <w:top w:val="single" w:color="808080" w:sz="4"/>
+              <w:left w:val="single" w:color="808080" w:sz="4"/>
+              <w:bottom w:val="single" w:color="808080" w:sz="4"/>
+              <w:right w:val="single" w:color="808080" w:sz="4"/>
+            </w:tcBorders>
+            <w:tcMar>
+              <w:top w:type="dxa" w:w="60"/>
+              <w:left w:type="dxa" w:w="100"/>
+              <w:bottom w:type="dxa" w:w="60"/>
+              <w:right w:type="dxa" w:w="100"/>
+            </w:tcMar>
+          </w:tcPr>
+          <w:p>
+            <w:r>
+              <w:rPr>
+                <w:rFonts w:ascii="Times New Roman" w:cs="Times New Roman" w:eastAsia="Times New Roman" w:hAnsi="Times New Roman"/>
+                <w:b w:val="false"/>
+                <w:bCs w:val="false"/>
+                <w:sz w:val="21"/>
+                <w:szCs w:val="21"/>
+              </w:rPr>
+              <w:t xml:space="preserve">End of input at a prompt</w:t>
+            </w:r>
+          </w:p>
+        </w:tc>
+        <w:tc>
+          <w:tcPr>
+            <w:tcW w:type="dxa" w:w="3200"/>
+            <w:tcBorders>
+              <w:top w:val="single" w:color="808080" w:sz="4"/>
+              <w:left w:val="single" w:color="808080" w:sz="4"/>
+              <w:bottom w:val="single" w:color="808080" w:sz="4"/>
+              <w:right w:val="single" w:color="808080" w:sz="4"/>
+            </w:tcBorders>
+            <w:tcMar>
+              <w:top w:type="dxa" w:w="60"/>
+              <w:left w:type="dxa" w:w="100"/>
+              <w:bottom w:type="dxa" w:w="60"/>
+              <w:right w:type="dxa" w:w="100"/>
+            </w:tcMar>
+          </w:tcPr>
+          <w:p>
+            <w:r>
+              <w:rPr>
+                <w:rFonts w:ascii="Times New Roman" w:cs="Times New Roman" w:eastAsia="Times New Roman" w:hAnsi="Times New Roman"/>
+                <w:b w:val="false"/>
+                <w:bCs w:val="false"/>
+                <w:sz w:val="21"/>
+                <w:szCs w:val="21"/>
+              </w:rPr>
+              <w:t xml:space="preserve">Ctrl+D / Ctrl+Z then Enter</w:t>
+            </w:r>
+          </w:p>
+        </w:tc>
+        <w:tc>
+          <w:tcPr>
+            <w:tcW w:type="dxa" w:w="2838"/>
+            <w:tcBorders>
+              <w:top w:val="single" w:color="808080" w:sz="4"/>
+              <w:left w:val="single" w:color="808080" w:sz="4"/>
+              <w:bottom w:val="single" w:color="808080" w:sz="4"/>
+              <w:right w:val="single" w:color="808080" w:sz="4"/>
+            </w:tcBorders>
+            <w:tcMar>
+              <w:top w:type="dxa" w:w="60"/>
+              <w:left w:type="dxa" w:w="100"/>
+              <w:bottom w:type="dxa" w:w="60"/>
+              <w:right w:type="dxa" w:w="100"/>
+            </w:tcMar>
+          </w:tcPr>
+          <w:p>
+            <w:r>
+              <w:rPr>
+                <w:rFonts w:ascii="Times New Roman" w:cs="Times New Roman" w:eastAsia="Times New Roman" w:hAnsi="Times New Roman"/>
+                <w:b w:val="false"/>
+                <w:bCs w:val="false"/>
+                <w:sz w:val="21"/>
+                <w:szCs w:val="21"/>
+              </w:rPr>
+              <w:t xml:space="preserve">"Program stopped by the user", connection closed</w:t>
+            </w:r>
+          </w:p>
+        </w:tc>
+      </w:tr>
+      <w:tr>
+        <w:trPr>
+          <w:cantSplit/>
+          <w:tblHeader w:val="false"/>
+        </w:trPr>
+        <w:tc>
+          <w:tcPr>
+            <w:tcW w:type="dxa" w:w="600"/>
+            <w:tcBorders>
+              <w:top w:val="single" w:color="808080" w:sz="4"/>
+              <w:left w:val="single" w:color="808080" w:sz="4"/>
+              <w:bottom w:val="single" w:color="808080" w:sz="4"/>
+              <w:right w:val="single" w:color="808080" w:sz="4"/>
+            </w:tcBorders>
+            <w:tcMar>
+              <w:top w:type="dxa" w:w="60"/>
+              <w:left w:type="dxa" w:w="100"/>
+              <w:bottom w:type="dxa" w:w="60"/>
+              <w:right w:type="dxa" w:w="100"/>
+            </w:tcMar>
+          </w:tcPr>
+          <w:p>
+            <w:r>
+              <w:rPr>
+                <w:rFonts w:ascii="Times New Roman" w:cs="Times New Roman" w:eastAsia="Times New Roman" w:hAnsi="Times New Roman"/>
+                <w:b w:val="false"/>
+                <w:bCs w:val="false"/>
+                <w:sz w:val="21"/>
+                <w:szCs w:val="21"/>
+              </w:rPr>
+              <w:t xml:space="preserve">25</w:t>
+            </w:r>
+          </w:p>
+        </w:tc>
+        <w:tc>
+          <w:tcPr>
+            <w:tcW w:type="dxa" w:w="3000"/>
+            <w:tcBorders>
+              <w:top w:val="single" w:color="808080" w:sz="4"/>
+              <w:left w:val="single" w:color="808080" w:sz="4"/>
+              <w:bottom w:val="single" w:color="808080" w:sz="4"/>
+              <w:right w:val="single" w:color="808080" w:sz="4"/>
+            </w:tcBorders>
+            <w:tcMar>
+              <w:top w:type="dxa" w:w="60"/>
+              <w:left w:type="dxa" w:w="100"/>
+              <w:bottom w:type="dxa" w:w="60"/>
+              <w:right w:type="dxa" w:w="100"/>
+            </w:tcMar>
+          </w:tcPr>
+          <w:p>
+            <w:r>
+              <w:rPr>
+                <w:rFonts w:ascii="Times New Roman" w:cs="Times New Roman" w:eastAsia="Times New Roman" w:hAnsi="Times New Roman"/>
+                <w:b w:val="false"/>
+                <w:bCs w:val="false"/>
+                <w:sz w:val="21"/>
+                <w:szCs w:val="21"/>
+              </w:rPr>
+              <w:t xml:space="preserve">New database character set</w:t>
+            </w:r>
+          </w:p>
+        </w:tc>
+        <w:tc>
+          <w:tcPr>
+            <w:tcW w:type="dxa" w:w="3200"/>
+            <w:tcBorders>
+              <w:top w:val="single" w:color="808080" w:sz="4"/>
+              <w:left w:val="single" w:color="808080" w:sz="4"/>
+              <w:bottom w:val="single" w:color="808080" w:sz="4"/>
+              <w:right w:val="single" w:color="808080" w:sz="4"/>
+            </w:tcBorders>
+            <w:tcMar>
+              <w:top w:type="dxa" w:w="60"/>
+              <w:left w:type="dxa" w:w="100"/>
+              <w:bottom w:type="dxa" w:w="60"/>
+              <w:right w:type="dxa" w:w="100"/>
+            </w:tcMar>
+          </w:tcPr>
+          <w:p>
+            <w:r>
+              <w:rPr>
+                <w:rFonts w:ascii="Times New Roman" w:cs="Times New Roman" w:eastAsia="Times New Roman" w:hAnsi="Times New Roman"/>
+                <w:b w:val="false"/>
+                <w:bCs w:val="false"/>
+                <w:sz w:val="21"/>
+                <w:szCs w:val="21"/>
+              </w:rPr>
+              <w:t xml:space="preserve">First start</w:t>
+            </w:r>
+          </w:p>
+        </w:tc>
+        <w:tc>
+          <w:tcPr>
+            <w:tcW w:type="dxa" w:w="2838"/>
+            <w:tcBorders>
+              <w:top w:val="single" w:color="808080" w:sz="4"/>
+              <w:left w:val="single" w:color="808080" w:sz="4"/>
+              <w:bottom w:val="single" w:color="808080" w:sz="4"/>
+              <w:right w:val="single" w:color="808080" w:sz="4"/>
+            </w:tcBorders>
+            <w:tcMar>
+              <w:top w:type="dxa" w:w="60"/>
+              <w:left w:type="dxa" w:w="100"/>
+              <w:bottom w:type="dxa" w:w="60"/>
+              <w:right w:type="dxa" w:w="100"/>
+            </w:tcMar>
+          </w:tcPr>
+          <w:p>
+            <w:r>
+              <w:rPr>
+                <w:rFonts w:ascii="Times New Roman" w:cs="Times New Roman" w:eastAsia="Times New Roman" w:hAnsi="Times New Roman"/>
+                <w:b w:val="false"/>
+                <w:bCs w:val="false"/>
+                <w:sz w:val="21"/>
+                <w:szCs w:val="21"/>
+              </w:rPr>
+              <w:t xml:space="preserve">Database created as utf8mb4; ₹/Hindi note saved</w:t>
             </w:r>
           </w:p>
         </w:tc>
